--- a/public/PranshuGuptaResume.docx
+++ b/public/PranshuGuptaResume.docx
@@ -186,34 +186,19 @@
         </w:numPr>
       </w:pPr>
       <w:r>
-        <w:t xml:space="preserve">Integrated </w:t>
-      </w:r>
-      <w:r>
-        <w:t xml:space="preserve">Microsoft </w:t>
-      </w:r>
-      <w:r>
-        <w:t>Copilot with GPT5 reasoning model</w:t>
-      </w:r>
-      <w:r>
-        <w:t xml:space="preserve"> using OpenAI’s Harmony API</w:t>
-      </w:r>
-      <w:r>
-        <w:t xml:space="preserve">, including chain of thought summarization, and safety classification </w:t>
-      </w:r>
-      <w:r>
-        <w:t>to prevent</w:t>
+        <w:t xml:space="preserve">Working on connected apps experience in Copilot Tasks </w:t>
+      </w:r>
+      <w:r>
+        <w:t>–</w:t>
       </w:r>
       <w:r>
         <w:t xml:space="preserve"> </w:t>
       </w:r>
       <w:r>
-        <w:t xml:space="preserve">biohazards and </w:t>
-      </w:r>
-      <w:r>
-        <w:t>chain of thought leak</w:t>
-      </w:r>
-      <w:r>
-        <w:t>s</w:t>
+        <w:t>a</w:t>
+      </w:r>
+      <w:r>
+        <w:t xml:space="preserve"> to-do list that does itself</w:t>
       </w:r>
       <w:r>
         <w:t>.</w:t>
@@ -228,16 +213,43 @@
         </w:numPr>
       </w:pPr>
       <w:r>
-        <w:t xml:space="preserve">Conducted </w:t>
-      </w:r>
-      <w:r>
-        <w:t>LLM</w:t>
-      </w:r>
-      <w:r>
-        <w:t>-as-a-judge</w:t>
-      </w:r>
-      <w:r>
-        <w:t xml:space="preserve"> and human evaluations for GPT5 reasoning integration in Microsoft Copilot.</w:t>
+        <w:t xml:space="preserve">Integrated </w:t>
+      </w:r>
+      <w:r>
+        <w:t xml:space="preserve">Microsoft </w:t>
+      </w:r>
+      <w:r>
+        <w:t>Copilot with GPT5</w:t>
+      </w:r>
+      <w:r>
+        <w:t xml:space="preserve"> and GPT5.1</w:t>
+      </w:r>
+      <w:r>
+        <w:t xml:space="preserve"> </w:t>
+      </w:r>
+      <w:r>
+        <w:t>family of</w:t>
+      </w:r>
+      <w:r>
+        <w:t xml:space="preserve"> model</w:t>
+      </w:r>
+      <w:r>
+        <w:t>s</w:t>
+      </w:r>
+      <w:r>
+        <w:t xml:space="preserve"> using OpenAI’s Harmony API</w:t>
+      </w:r>
+      <w:r>
+        <w:t>. Worked on</w:t>
+      </w:r>
+      <w:r>
+        <w:t xml:space="preserve"> chain of thought summarization, safety classifi</w:t>
+      </w:r>
+      <w:r>
+        <w:t>cation, and response quality evaluations</w:t>
+      </w:r>
+      <w:r>
+        <w:t>.</w:t>
       </w:r>
     </w:p>
     <w:p>
@@ -828,16 +840,7 @@
         <w:t xml:space="preserve">Python, C++, </w:t>
       </w:r>
       <w:r>
-        <w:t>PowerShell,</w:t>
-      </w:r>
-      <w:r>
-        <w:t xml:space="preserve"> </w:t>
-      </w:r>
-      <w:r>
-        <w:t xml:space="preserve">Azure </w:t>
-      </w:r>
-      <w:r>
-        <w:t>Bicep</w:t>
+        <w:t>PowerShell</w:t>
       </w:r>
       <w:r>
         <w:t>,</w:t>
@@ -939,10 +942,22 @@
         <w:t xml:space="preserve"> </w:t>
       </w:r>
       <w:r>
-        <w:t>Generative AI Inference, OpenAI API, GitHub Copilot, PyTorch</w:t>
-      </w:r>
-      <w:r>
-        <w:t>, Deep Reinforcement Learning</w:t>
+        <w:t>LLM</w:t>
+      </w:r>
+      <w:r>
+        <w:t xml:space="preserve"> Inference, OpenAI API, GitHub Copilot, </w:t>
+      </w:r>
+      <w:r>
+        <w:t xml:space="preserve">Claude Code, </w:t>
+      </w:r>
+      <w:r>
+        <w:t>PyTorch</w:t>
+      </w:r>
+      <w:r>
+        <w:t xml:space="preserve">, Deep </w:t>
+      </w:r>
+      <w:r>
+        <w:t>RL</w:t>
       </w:r>
     </w:p>
     <w:p>

--- a/public/PranshuGuptaResume.docx
+++ b/public/PranshuGuptaResume.docx
@@ -129,7 +129,7 @@
         <w:t xml:space="preserve">• </w:t>
       </w:r>
       <w:r>
-        <w:t>Member of Technical Staff</w:t>
+        <w:t>Senior Software Engineer</w:t>
       </w:r>
       <w:r>
         <w:t xml:space="preserve"> </w:t>
@@ -162,16 +162,7 @@
         <w:spacing w:after="0"/>
       </w:pPr>
       <w:r>
-        <w:t xml:space="preserve">Working on the agentic orchestrator </w:t>
-      </w:r>
-      <w:r>
-        <w:t>powering</w:t>
-      </w:r>
-      <w:r>
-        <w:t xml:space="preserve"> Microsoft Copilot</w:t>
-      </w:r>
-      <w:r>
-        <w:t xml:space="preserve"> in Windows OS, Edge browser and Bing search</w:t>
+        <w:t>Build and own the LLM inference layer for Microsoft Copilot, serving consumer and enterprise users globally</w:t>
       </w:r>
       <w:r>
         <w:t>.</w:t>
@@ -186,19 +177,7 @@
         </w:numPr>
       </w:pPr>
       <w:r>
-        <w:t xml:space="preserve">Working on connected apps experience in Copilot Tasks </w:t>
-      </w:r>
-      <w:r>
-        <w:t>–</w:t>
-      </w:r>
-      <w:r>
-        <w:t xml:space="preserve"> </w:t>
-      </w:r>
-      <w:r>
-        <w:t>a</w:t>
-      </w:r>
-      <w:r>
-        <w:t xml:space="preserve"> to-do list that does itself</w:t>
+        <w:t>Reduced production GPU footprint by 1320 H100s by eliminating unnecessary classifier and summarization calls from the GPT-5.1 instant inference path, unblocking worldwide model release</w:t>
       </w:r>
       <w:r>
         <w:t>.</w:t>
@@ -213,43 +192,58 @@
         </w:numPr>
       </w:pPr>
       <w:r>
-        <w:t xml:space="preserve">Integrated </w:t>
-      </w:r>
-      <w:r>
-        <w:t xml:space="preserve">Microsoft </w:t>
-      </w:r>
-      <w:r>
-        <w:t>Copilot with GPT5</w:t>
-      </w:r>
-      <w:r>
-        <w:t xml:space="preserve"> and GPT5.1</w:t>
+        <w:t xml:space="preserve">Led end-to-end migration of GPT-5 and GPT-5.1 reasoning models to OpenAI’s Harmony inference stack, </w:t>
+      </w:r>
+      <w:r>
+        <w:t xml:space="preserve">including </w:t>
+      </w:r>
+      <w:r>
+        <w:t xml:space="preserve">prompt engineering, </w:t>
+      </w:r>
+      <w:r>
+        <w:t>chain of thought handling</w:t>
+      </w:r>
+      <w:r>
+        <w:t>, and safety integration.</w:t>
+      </w:r>
+    </w:p>
+    <w:p>
+      <w:pPr>
+        <w:pStyle w:val="ListParagraph"/>
+        <w:numPr>
+          <w:ilvl w:val="0"/>
+          <w:numId w:val="16"/>
+        </w:numPr>
+      </w:pPr>
+      <w:r>
+        <w:t xml:space="preserve">Architected a request scoped feature flag system for the Harmony inference API, enabling safe incremental rollouts and A/B experiments without cross-team coordination overhead. </w:t>
+      </w:r>
+      <w:r>
+        <w:t>Adopted by MAI and M365 Orgs.</w:t>
+      </w:r>
+    </w:p>
+    <w:p>
+      <w:pPr>
+        <w:pStyle w:val="ListParagraph"/>
+        <w:numPr>
+          <w:ilvl w:val="0"/>
+          <w:numId w:val="16"/>
+        </w:numPr>
+      </w:pPr>
+      <w:r>
+        <w:t xml:space="preserve">Unblocked production launch of a new LLM input safety classifier by diagnosing and resolving inference stack integration issues across teams; </w:t>
+      </w:r>
+      <w:r>
+        <w:t xml:space="preserve">helped </w:t>
+      </w:r>
+      <w:r>
+        <w:t>cut the model deployment cycle from</w:t>
       </w:r>
       <w:r>
         <w:t xml:space="preserve"> </w:t>
       </w:r>
       <w:r>
-        <w:t>family of</w:t>
-      </w:r>
-      <w:r>
-        <w:t xml:space="preserve"> model</w:t>
-      </w:r>
-      <w:r>
-        <w:t>s</w:t>
-      </w:r>
-      <w:r>
-        <w:t xml:space="preserve"> using OpenAI’s Harmony API</w:t>
-      </w:r>
-      <w:r>
-        <w:t>. Worked on</w:t>
-      </w:r>
-      <w:r>
-        <w:t xml:space="preserve"> chain of thought summarization, safety classifi</w:t>
-      </w:r>
-      <w:r>
-        <w:t>cation, and response quality evaluations</w:t>
-      </w:r>
-      <w:r>
-        <w:t>.</w:t>
+        <w:t>&gt;4 months to &lt;1 month.</w:t>
       </w:r>
     </w:p>
     <w:p>
@@ -307,43 +301,16 @@
     </w:p>
     <w:p>
       <w:pPr>
-        <w:spacing w:after="0"/>
-      </w:pPr>
-      <w:r>
-        <w:t>Le</w:t>
-      </w:r>
-      <w:r>
-        <w:t>d</w:t>
-      </w:r>
-      <w:r>
-        <w:t xml:space="preserve"> the</w:t>
-      </w:r>
-      <w:r>
-        <w:t xml:space="preserve"> development and architecture</w:t>
-      </w:r>
-      <w:r>
-        <w:t xml:space="preserve"> </w:t>
-      </w:r>
-      <w:r>
-        <w:t>for</w:t>
-      </w:r>
-      <w:r>
-        <w:t xml:space="preserve"> </w:t>
-      </w:r>
-      <w:r>
-        <w:t xml:space="preserve">data plane </w:t>
-      </w:r>
-      <w:r>
-        <w:t>APIs</w:t>
-      </w:r>
-      <w:r>
-        <w:t xml:space="preserve"> serving </w:t>
-      </w:r>
-      <w:r>
-        <w:t xml:space="preserve">all </w:t>
-      </w:r>
-      <w:r>
-        <w:t>large language model inference on Azure</w:t>
+        <w:pStyle w:val="NoSpacing"/>
+      </w:pPr>
+      <w:r>
+        <w:t xml:space="preserve">Led development and architecture for </w:t>
+      </w:r>
+      <w:r>
+        <w:t xml:space="preserve">the </w:t>
+      </w:r>
+      <w:r>
+        <w:t>data plane APIs serving all LLM inference on Azure AI</w:t>
       </w:r>
       <w:r>
         <w:t>.</w:t>
@@ -385,13 +352,7 @@
         </w:numPr>
       </w:pPr>
       <w:r>
-        <w:t xml:space="preserve">Contributed to the design and implementation of Azure AI's </w:t>
-      </w:r>
-      <w:r>
-        <w:t>model</w:t>
-      </w:r>
-      <w:r>
-        <w:t xml:space="preserve"> router, which reduces inference costs by 55% for the user by selecting the optimal LLM for high accuracy and low cost for each prompt</w:t>
+        <w:t>Contributed to design and implementation of a prompt-level LLM router that selects the optimal model for each request based on complexity and cost signals, reducing per-inference cost by 55%</w:t>
       </w:r>
       <w:r>
         <w:t>.</w:t>
@@ -526,31 +487,10 @@
         </w:numPr>
       </w:pPr>
       <w:r>
-        <w:t>Led</w:t>
-      </w:r>
-      <w:r>
-        <w:t xml:space="preserve"> and deliver</w:t>
-      </w:r>
-      <w:r>
-        <w:t>ed</w:t>
-      </w:r>
-      <w:r>
-        <w:t xml:space="preserve"> improvements in bulk delete</w:t>
-      </w:r>
-      <w:r>
-        <w:t xml:space="preserve"> API</w:t>
-      </w:r>
-      <w:r>
-        <w:t xml:space="preserve">, </w:t>
-      </w:r>
-      <w:r>
-        <w:t>reduci</w:t>
-      </w:r>
-      <w:r>
-        <w:t>ng</w:t>
-      </w:r>
-      <w:r>
-        <w:t xml:space="preserve"> P90 latency by 50% and P99 by 65%.</w:t>
+        <w:t>Optimized the bulk resource delete API, cutting P90 latency by 50% and P99 by 65%</w:t>
+      </w:r>
+      <w:r>
+        <w:t>.</w:t>
       </w:r>
     </w:p>
     <w:p>
@@ -563,22 +503,10 @@
         <w:spacing w:after="0"/>
       </w:pPr>
       <w:r>
-        <w:t>Designed and led the development of</w:t>
-      </w:r>
-      <w:r>
-        <w:t xml:space="preserve"> background</w:t>
-      </w:r>
-      <w:r>
-        <w:t xml:space="preserve"> job </w:t>
-      </w:r>
-      <w:r>
-        <w:t>quota-based</w:t>
-      </w:r>
-      <w:r>
-        <w:t xml:space="preserve"> throttling in </w:t>
-      </w:r>
-      <w:r>
-        <w:t>Azure control plane.</w:t>
+        <w:t>Designed and shipped quota-based throttling for background jobs in the Azure control plane</w:t>
+      </w:r>
+      <w:r>
+        <w:t>.</w:t>
       </w:r>
     </w:p>
     <w:p>
@@ -590,19 +518,19 @@
         </w:numPr>
       </w:pPr>
       <w:r>
-        <w:t xml:space="preserve">Implemented a </w:t>
-      </w:r>
-      <w:r>
-        <w:t xml:space="preserve">critical </w:t>
-      </w:r>
-      <w:r>
-        <w:t xml:space="preserve">security patch and helped more than 200 teams in Azure </w:t>
-      </w:r>
-      <w:r>
-        <w:t>onboard to it</w:t>
-      </w:r>
-      <w:r>
-        <w:t>.</w:t>
+        <w:t>Patched</w:t>
+      </w:r>
+      <w:r>
+        <w:t xml:space="preserve"> a critical security vulnerability</w:t>
+      </w:r>
+      <w:r>
+        <w:t xml:space="preserve"> in Azure control plane</w:t>
+      </w:r>
+      <w:r>
+        <w:t>; drove adoption across 200+ service teams.</w:t>
+      </w:r>
+      <w:r>
+        <w:t xml:space="preserve"> </w:t>
       </w:r>
     </w:p>
     <w:p>
@@ -614,13 +542,16 @@
         </w:numPr>
       </w:pPr>
       <w:r>
-        <w:t xml:space="preserve">Implemented callback design for </w:t>
-      </w:r>
-      <w:r>
-        <w:t xml:space="preserve">resource </w:t>
-      </w:r>
-      <w:r>
-        <w:t>actions, which reduced the number of polling requests by 60%.</w:t>
+        <w:t>Replaced a polling-based resource action model with async callbac</w:t>
+      </w:r>
+      <w:r>
+        <w:t>ks</w:t>
+      </w:r>
+      <w:r>
+        <w:t>, reducing polling traffic by 60%</w:t>
+      </w:r>
+      <w:r>
+        <w:t>.</w:t>
       </w:r>
     </w:p>
     <w:p>
@@ -635,22 +566,10 @@
         <w:t>I</w:t>
       </w:r>
       <w:r>
-        <w:t>mplement</w:t>
-      </w:r>
-      <w:r>
-        <w:t xml:space="preserve">ed </w:t>
-      </w:r>
-      <w:r>
-        <w:t>dependenc</w:t>
-      </w:r>
-      <w:r>
-        <w:t xml:space="preserve">y handler </w:t>
-      </w:r>
-      <w:r>
-        <w:t xml:space="preserve">in resource group deletion, which reduced </w:t>
-      </w:r>
-      <w:r>
-        <w:t>failures by 98%</w:t>
+        <w:t>mplemented a dependency-aware handler for resource group deletion, reducing deletion failures by 98</w:t>
+      </w:r>
+      <w:r>
+        <w:t>%</w:t>
       </w:r>
       <w:r>
         <w:t>.</w:t>
@@ -807,7 +726,7 @@
         </w:numPr>
       </w:pPr>
       <w:r>
-        <w:t>Programming Languages</w:t>
+        <w:t>AI and ML</w:t>
       </w:r>
       <w:r>
         <w:rPr>
@@ -831,46 +750,16 @@
         <w:t xml:space="preserve"> </w:t>
       </w:r>
       <w:r>
-        <w:t>C#</w:t>
+        <w:t xml:space="preserve">LLM Inference, OpenAI API, </w:t>
+      </w:r>
+      <w:r>
+        <w:t>Inference Optimization</w:t>
       </w:r>
       <w:r>
         <w:t xml:space="preserve">, </w:t>
       </w:r>
       <w:r>
-        <w:t xml:space="preserve">Python, C++, </w:t>
-      </w:r>
-      <w:r>
-        <w:t>PowerShell</w:t>
-      </w:r>
-      <w:r>
-        <w:t>,</w:t>
-      </w:r>
-      <w:r>
-        <w:t xml:space="preserve"> </w:t>
-      </w:r>
-      <w:r>
-        <w:t>Kusto QL</w:t>
-      </w:r>
-      <w:r>
-        <w:t>, HTML</w:t>
-      </w:r>
-      <w:r>
-        <w:t>/</w:t>
-      </w:r>
-      <w:r>
-        <w:t>CSS</w:t>
-      </w:r>
-      <w:r>
-        <w:t>/</w:t>
-      </w:r>
-      <w:r>
-        <w:t>JS</w:t>
-      </w:r>
-      <w:r>
-        <w:t>, M</w:t>
-      </w:r>
-      <w:r>
-        <w:t>arkdown</w:t>
+        <w:t>Safety Orchestration, Deep RL, PyTorch.</w:t>
       </w:r>
     </w:p>
     <w:p>
@@ -918,7 +807,7 @@
         </w:numPr>
       </w:pPr>
       <w:r>
-        <w:t>AI and ML</w:t>
+        <w:t>Programming Languages</w:t>
       </w:r>
       <w:r>
         <w:rPr>
@@ -942,22 +831,49 @@
         <w:t xml:space="preserve"> </w:t>
       </w:r>
       <w:r>
-        <w:t>LLM</w:t>
-      </w:r>
-      <w:r>
-        <w:t xml:space="preserve"> Inference, OpenAI API, GitHub Copilot, </w:t>
-      </w:r>
-      <w:r>
-        <w:t xml:space="preserve">Claude Code, </w:t>
-      </w:r>
-      <w:r>
-        <w:t>PyTorch</w:t>
-      </w:r>
-      <w:r>
-        <w:t xml:space="preserve">, Deep </w:t>
-      </w:r>
-      <w:r>
-        <w:t>RL</w:t>
+        <w:t>C#</w:t>
+      </w:r>
+      <w:r>
+        <w:t xml:space="preserve">, </w:t>
+      </w:r>
+      <w:r>
+        <w:t xml:space="preserve">Python, C++, </w:t>
+      </w:r>
+      <w:r>
+        <w:t>PowerShell</w:t>
+      </w:r>
+      <w:r>
+        <w:t>,</w:t>
+      </w:r>
+      <w:r>
+        <w:t xml:space="preserve"> </w:t>
+      </w:r>
+      <w:r>
+        <w:t>Kusto QL</w:t>
+      </w:r>
+      <w:r>
+        <w:t>, HTML</w:t>
+      </w:r>
+      <w:r>
+        <w:t>/</w:t>
+      </w:r>
+      <w:r>
+        <w:t>CSS</w:t>
+      </w:r>
+      <w:r>
+        <w:t>/</w:t>
+      </w:r>
+      <w:r>
+        <w:t>JS</w:t>
+      </w:r>
+      <w:r>
+        <w:t>, M</w:t>
+      </w:r>
+      <w:r>
+        <w:t>arkdown</w:t>
+      </w:r>
+      <w:r>
+        <w:t>.</w:t>
       </w:r>
     </w:p>
     <w:p>
@@ -1098,65 +1014,6 @@
       </w:hyperlink>
       <w:r>
         <w:t xml:space="preserve"> </w:t>
-      </w:r>
-    </w:p>
-    <w:p>
-      <w:pPr>
-        <w:pStyle w:val="Heading1"/>
-      </w:pPr>
-      <w:r>
-        <w:t>Selected Projects</w:t>
-      </w:r>
-    </w:p>
-    <w:p>
-      <w:pPr>
-        <w:pStyle w:val="ListParagraph"/>
-        <w:numPr>
-          <w:ilvl w:val="0"/>
-          <w:numId w:val="14"/>
-        </w:numPr>
-      </w:pPr>
-      <w:hyperlink r:id="rId8" w:history="1">
-        <w:r>
-          <w:rPr>
-            <w:rStyle w:val="Hyperlink"/>
-            <w:color w:val="0D0D0D" w:themeColor="text1" w:themeTint="F2"/>
-          </w:rPr>
-          <w:t>Image completion with statistics of patch offsets</w:t>
-        </w:r>
-      </w:hyperlink>
-      <w:r>
-        <w:rPr>
-          <w:color w:val="0D0D0D" w:themeColor="text1" w:themeTint="F2"/>
-        </w:rPr>
-        <w:t xml:space="preserve"> </w:t>
-      </w:r>
-      <w:r>
-        <w:t>– 44 stars on GitHub</w:t>
-      </w:r>
-      <w:r>
-        <w:t>.</w:t>
-      </w:r>
-    </w:p>
-    <w:p>
-      <w:pPr>
-        <w:pStyle w:val="ListParagraph"/>
-        <w:numPr>
-          <w:ilvl w:val="0"/>
-          <w:numId w:val="14"/>
-        </w:numPr>
-      </w:pPr>
-      <w:hyperlink r:id="rId9" w:history="1">
-        <w:r>
-          <w:rPr>
-            <w:rStyle w:val="Hyperlink"/>
-            <w:color w:val="0D0D0D" w:themeColor="text1" w:themeTint="F2"/>
-          </w:rPr>
-          <w:t>Deep image captioning</w:t>
-        </w:r>
-      </w:hyperlink>
-      <w:r>
-        <w:t xml:space="preserve"> – generate captions for an image using deep reinforcement learning model with embedding reward – 26 stars on GitHub.</w:t>
       </w:r>
     </w:p>
     <w:sectPr>

--- a/public/PranshuGuptaResume.docx
+++ b/public/PranshuGuptaResume.docx
@@ -180,6 +180,9 @@
         <w:t>Reduced production GPU footprint by 1320 H100s by eliminating unnecessary classifier and summarization calls from the GPT-5.1 instant inference path, unblocking worldwide model release</w:t>
       </w:r>
       <w:r>
+        <w:t xml:space="preserve"> for consumer copilot</w:t>
+      </w:r>
+      <w:r>
         <w:t>.</w:t>
       </w:r>
     </w:p>
@@ -201,6 +204,9 @@
         <w:t xml:space="preserve">prompt engineering, </w:t>
       </w:r>
       <w:r>
+        <w:t xml:space="preserve">constrained sampling, </w:t>
+      </w:r>
+      <w:r>
         <w:t>chain of thought handling</w:t>
       </w:r>
       <w:r>
@@ -487,10 +493,7 @@
         </w:numPr>
       </w:pPr>
       <w:r>
-        <w:t>Optimized the bulk resource delete API, cutting P90 latency by 50% and P99 by 65%</w:t>
-      </w:r>
-      <w:r>
-        <w:t>.</w:t>
+        <w:t>Optimized the bulk resource delete API, cutting P90 latency by 50% and P99 by 65%.</w:t>
       </w:r>
     </w:p>
     <w:p>
@@ -750,16 +753,7 @@
         <w:t xml:space="preserve"> </w:t>
       </w:r>
       <w:r>
-        <w:t xml:space="preserve">LLM Inference, OpenAI API, </w:t>
-      </w:r>
-      <w:r>
-        <w:t>Inference Optimization</w:t>
-      </w:r>
-      <w:r>
-        <w:t xml:space="preserve">, </w:t>
-      </w:r>
-      <w:r>
-        <w:t>Safety Orchestration, Deep RL, PyTorch.</w:t>
+        <w:t>LLM Inference, OpenAI API, Inference Optimization, Safety Orchestration, Deep RL, PyTorch.</w:t>
       </w:r>
     </w:p>
     <w:p>

--- a/public/PranshuGuptaResume.docx
+++ b/public/PranshuGuptaResume.docx
@@ -210,7 +210,13 @@
         <w:t>chain of thought handling</w:t>
       </w:r>
       <w:r>
-        <w:t>, and safety integration.</w:t>
+        <w:t>, safety integration</w:t>
+      </w:r>
+      <w:r>
+        <w:t xml:space="preserve"> and evals</w:t>
+      </w:r>
+      <w:r>
+        <w:t>.</w:t>
       </w:r>
     </w:p>
     <w:p>

--- a/public/PranshuGuptaResume.docx
+++ b/public/PranshuGuptaResume.docx
@@ -759,7 +759,13 @@
         <w:t xml:space="preserve"> </w:t>
       </w:r>
       <w:r>
-        <w:t>LLM Inference, OpenAI API, Inference Optimization, Safety Orchestration, Deep RL, PyTorch.</w:t>
+        <w:t>LLM Inference, OpenAI API, Inference Optimization, Safety Orchestration</w:t>
+      </w:r>
+      <w:r>
+        <w:t>, Response Evaluations</w:t>
+      </w:r>
+      <w:r>
+        <w:t>.</w:t>
       </w:r>
     </w:p>
     <w:p>

--- a/public/PranshuGuptaResume.docx
+++ b/public/PranshuGuptaResume.docx
@@ -437,69 +437,10 @@
     </w:p>
     <w:p>
       <w:pPr>
-        <w:pStyle w:val="Heading2"/>
-      </w:pPr>
-      <w:r>
-        <w:t xml:space="preserve">Software Engineer II </w:t>
-      </w:r>
-      <w:r>
-        <w:t xml:space="preserve">• </w:t>
-      </w:r>
-      <w:r>
-        <w:t>Jun</w:t>
-      </w:r>
-      <w:r>
-        <w:t xml:space="preserve"> 202</w:t>
-      </w:r>
-      <w:r>
-        <w:t>0</w:t>
-      </w:r>
-      <w:r>
-        <w:t xml:space="preserve"> </w:t>
-      </w:r>
-      <w:r>
-        <w:t>–</w:t>
-      </w:r>
-      <w:r>
-        <w:t xml:space="preserve"> </w:t>
-      </w:r>
-      <w:r>
-        <w:t>Mar</w:t>
-      </w:r>
-      <w:r>
-        <w:t xml:space="preserve"> 202</w:t>
-      </w:r>
-      <w:r>
-        <w:t>4</w:t>
-      </w:r>
-    </w:p>
-    <w:p>
-      <w:pPr>
         <w:pStyle w:val="NoSpacing"/>
       </w:pPr>
       <w:r>
-        <w:t xml:space="preserve">Led the architecture for resource provisioning in Azure Resource Manager, the unified </w:t>
-      </w:r>
-      <w:r>
-        <w:t xml:space="preserve">control plane of </w:t>
-      </w:r>
-      <w:r>
-        <w:t>Azure</w:t>
-      </w:r>
-      <w:r>
-        <w:t>.</w:t>
-      </w:r>
-    </w:p>
-    <w:p>
-      <w:pPr>
-        <w:pStyle w:val="ListParagraph"/>
-        <w:numPr>
-          <w:ilvl w:val="0"/>
-          <w:numId w:val="10"/>
-        </w:numPr>
-      </w:pPr>
-      <w:r>
-        <w:t>Optimized the bulk resource delete API, cutting P90 latency by 50% and P99 by 65%.</w:t>
+        <w:t>Led the architecture for resource provisioning in Azure Resource Manager, the unified control plane of Azure.</w:t>
       </w:r>
     </w:p>
     <w:p>
@@ -540,6 +481,98 @@
       </w:r>
       <w:r>
         <w:t xml:space="preserve"> </w:t>
+      </w:r>
+    </w:p>
+    <w:p>
+      <w:pPr>
+        <w:pStyle w:val="Heading2"/>
+      </w:pPr>
+      <w:r>
+        <w:rPr>
+          <w:b/>
+          <w:bCs/>
+        </w:rPr>
+        <w:t>Microsoft</w:t>
+      </w:r>
+      <w:r>
+        <w:t xml:space="preserve"> </w:t>
+      </w:r>
+      <w:r>
+        <w:rPr>
+          <w:b/>
+          <w:bCs/>
+        </w:rPr>
+        <w:t>Azur</w:t>
+      </w:r>
+      <w:r>
+        <w:rPr>
+          <w:b/>
+          <w:bCs/>
+        </w:rPr>
+        <w:t xml:space="preserve">e Core </w:t>
+      </w:r>
+      <w:r>
+        <w:rPr>
+          <w:b/>
+          <w:bCs/>
+        </w:rPr>
+        <w:t xml:space="preserve">• </w:t>
+      </w:r>
+      <w:r>
+        <w:t xml:space="preserve">Software Engineer II </w:t>
+      </w:r>
+      <w:r>
+        <w:t xml:space="preserve">• </w:t>
+      </w:r>
+      <w:r>
+        <w:t>Jun</w:t>
+      </w:r>
+      <w:r>
+        <w:t xml:space="preserve"> 202</w:t>
+      </w:r>
+      <w:r>
+        <w:t>0</w:t>
+      </w:r>
+      <w:r>
+        <w:t xml:space="preserve"> </w:t>
+      </w:r>
+      <w:r>
+        <w:t>–</w:t>
+      </w:r>
+      <w:r>
+        <w:t xml:space="preserve"> </w:t>
+      </w:r>
+      <w:r>
+        <w:t>Mar</w:t>
+      </w:r>
+      <w:r>
+        <w:t xml:space="preserve"> 202</w:t>
+      </w:r>
+      <w:r>
+        <w:t>4</w:t>
+      </w:r>
+    </w:p>
+    <w:p>
+      <w:pPr>
+        <w:pStyle w:val="NoSpacing"/>
+      </w:pPr>
+      <w:r>
+        <w:t>Designed and developed components</w:t>
+      </w:r>
+      <w:r>
+        <w:t xml:space="preserve"> for Azure Resource Manager, the unified control plane of Azure.</w:t>
+      </w:r>
+    </w:p>
+    <w:p>
+      <w:pPr>
+        <w:pStyle w:val="ListParagraph"/>
+        <w:numPr>
+          <w:ilvl w:val="0"/>
+          <w:numId w:val="10"/>
+        </w:numPr>
+      </w:pPr>
+      <w:r>
+        <w:t>Optimized the bulk resource delete API, cutting P90 latency by 50% and P99 by 65%.</w:t>
       </w:r>
     </w:p>
     <w:p>

--- a/public/PranshuGuptaResume.docx
+++ b/public/PranshuGuptaResume.docx
@@ -12,8 +12,6 @@
       <w:r>
         <w:rPr>
           <w:rFonts w:ascii="Raleway" w:hAnsi="Raleway" w:cs="Poppins"/>
-          <w:sz w:val="72"/>
-          <w:szCs w:val="72"/>
         </w:rPr>
         <w:t>Pranshu</w:t>
       </w:r>
@@ -21,26 +19,24 @@
         <w:rPr>
           <w:rFonts w:ascii="Raleway" w:hAnsi="Raleway"/>
         </w:rPr>
-        <w:t xml:space="preserve"> </w:t>
-      </w:r>
-      <w:r>
-        <w:rPr>
-          <w:rFonts w:ascii="Raleway" w:hAnsi="Raleway"/>
-          <w:sz w:val="72"/>
-          <w:szCs w:val="72"/>
-        </w:rPr>
-        <w:t>Gupta</w:t>
+        <w:t xml:space="preserve"> Gupta</w:t>
       </w:r>
     </w:p>
     <w:p>
       <w:pPr>
         <w:pStyle w:val="NoSpacing"/>
+        <w:rPr>
+          <w:sz w:val="18"/>
+          <w:szCs w:val="18"/>
+        </w:rPr>
       </w:pPr>
       <w:hyperlink r:id="rId5" w:history="1">
         <w:r>
           <w:rPr>
             <w:rStyle w:val="Hyperlink"/>
             <w:color w:val="000000" w:themeColor="text1"/>
+            <w:sz w:val="18"/>
+            <w:szCs w:val="18"/>
             <w:u w:val="none"/>
           </w:rPr>
           <w:t>pranshug258@outlook.com</w:t>
@@ -49,6 +45,8 @@
       <w:r>
         <w:rPr>
           <w:color w:val="000000" w:themeColor="text1"/>
+          <w:sz w:val="18"/>
+          <w:szCs w:val="18"/>
         </w:rPr>
         <w:t xml:space="preserve"> </w:t>
       </w:r>
@@ -56,45 +54,83 @@
         <w:rPr>
           <w:b/>
           <w:bCs/>
+          <w:sz w:val="18"/>
+          <w:szCs w:val="18"/>
         </w:rPr>
         <w:t>•</w:t>
       </w:r>
       <w:r>
+        <w:rPr>
+          <w:sz w:val="18"/>
+          <w:szCs w:val="18"/>
+        </w:rPr>
         <w:t xml:space="preserve"> </w:t>
       </w:r>
       <w:r>
+        <w:rPr>
+          <w:sz w:val="18"/>
+          <w:szCs w:val="18"/>
+        </w:rPr>
         <w:t xml:space="preserve">+1 </w:t>
       </w:r>
       <w:r>
+        <w:rPr>
+          <w:sz w:val="18"/>
+          <w:szCs w:val="18"/>
+        </w:rPr>
         <w:t xml:space="preserve">(425) 679-2402 </w:t>
       </w:r>
       <w:r>
         <w:rPr>
           <w:b/>
           <w:bCs/>
+          <w:sz w:val="18"/>
+          <w:szCs w:val="18"/>
         </w:rPr>
         <w:t>•</w:t>
       </w:r>
       <w:r>
+        <w:rPr>
+          <w:sz w:val="18"/>
+          <w:szCs w:val="18"/>
+        </w:rPr>
         <w:t xml:space="preserve"> </w:t>
       </w:r>
       <w:r>
+        <w:rPr>
+          <w:sz w:val="18"/>
+          <w:szCs w:val="18"/>
+        </w:rPr>
         <w:t>https://linkedin.com/in/pranshug258/</w:t>
       </w:r>
       <w:r>
         <w:rPr>
           <w:b/>
           <w:bCs/>
+          <w:sz w:val="18"/>
+          <w:szCs w:val="18"/>
         </w:rPr>
         <w:t xml:space="preserve"> •</w:t>
       </w:r>
       <w:r>
+        <w:rPr>
+          <w:sz w:val="18"/>
+          <w:szCs w:val="18"/>
+        </w:rPr>
         <w:t xml:space="preserve"> </w:t>
       </w:r>
       <w:r>
+        <w:rPr>
+          <w:sz w:val="18"/>
+          <w:szCs w:val="18"/>
+        </w:rPr>
         <w:t>https://</w:t>
       </w:r>
       <w:r>
+        <w:rPr>
+          <w:sz w:val="18"/>
+          <w:szCs w:val="18"/>
+        </w:rPr>
         <w:t>pranshug.com</w:t>
       </w:r>
     </w:p>
@@ -102,69 +138,94 @@
       <w:pPr>
         <w:pStyle w:val="Heading1"/>
         <w:spacing w:after="0"/>
-      </w:pPr>
-      <w:r>
+        <w:rPr>
+          <w:sz w:val="28"/>
+          <w:szCs w:val="28"/>
+        </w:rPr>
+      </w:pPr>
+      <w:r>
+        <w:rPr>
+          <w:sz w:val="28"/>
+          <w:szCs w:val="28"/>
+        </w:rPr>
         <w:t xml:space="preserve">Professional </w:t>
       </w:r>
       <w:r>
+        <w:rPr>
+          <w:sz w:val="28"/>
+          <w:szCs w:val="28"/>
+        </w:rPr>
         <w:t>Experience</w:t>
       </w:r>
     </w:p>
     <w:p>
       <w:pPr>
         <w:pStyle w:val="Heading2"/>
+        <w:rPr>
+          <w:sz w:val="20"/>
+          <w:szCs w:val="20"/>
+        </w:rPr>
       </w:pPr>
       <w:r>
         <w:rPr>
           <w:b/>
           <w:bCs/>
-        </w:rPr>
-        <w:t xml:space="preserve">Microsoft AI </w:t>
+          <w:sz w:val="20"/>
+          <w:szCs w:val="20"/>
+        </w:rPr>
+        <w:t xml:space="preserve">Microsoft AI • </w:t>
+      </w:r>
+      <w:r>
+        <w:rPr>
+          <w:sz w:val="20"/>
+          <w:szCs w:val="20"/>
+        </w:rPr>
+        <w:t>Senior Software Engineer</w:t>
+      </w:r>
+      <w:r>
+        <w:rPr>
+          <w:sz w:val="20"/>
+          <w:szCs w:val="20"/>
+        </w:rPr>
+        <w:t xml:space="preserve"> </w:t>
       </w:r>
       <w:r>
         <w:rPr>
           <w:b/>
           <w:bCs/>
+          <w:sz w:val="20"/>
+          <w:szCs w:val="20"/>
         </w:rPr>
         <w:t xml:space="preserve">• </w:t>
       </w:r>
       <w:r>
-        <w:t>Senior Software Engineer</w:t>
-      </w:r>
-      <w:r>
-        <w:t xml:space="preserve"> </w:t>
-      </w:r>
-      <w:r>
-        <w:rPr>
-          <w:b/>
-          <w:bCs/>
-        </w:rPr>
-        <w:t xml:space="preserve">• </w:t>
-      </w:r>
-      <w:r>
-        <w:t>Aug</w:t>
-      </w:r>
-      <w:r>
-        <w:t xml:space="preserve"> 202</w:t>
-      </w:r>
-      <w:r>
-        <w:t>5</w:t>
-      </w:r>
-      <w:r>
-        <w:t xml:space="preserve"> – </w:t>
-      </w:r>
-      <w:r>
-        <w:t>Present</w:t>
+        <w:rPr>
+          <w:sz w:val="20"/>
+          <w:szCs w:val="20"/>
+        </w:rPr>
+        <w:t>Aug 2025 – Present</w:t>
       </w:r>
     </w:p>
     <w:p>
       <w:pPr>
         <w:spacing w:after="0"/>
-      </w:pPr>
-      <w:r>
+        <w:rPr>
+          <w:sz w:val="18"/>
+          <w:szCs w:val="18"/>
+        </w:rPr>
+      </w:pPr>
+      <w:r>
+        <w:rPr>
+          <w:sz w:val="18"/>
+          <w:szCs w:val="18"/>
+        </w:rPr>
         <w:t>Build and own the LLM inference layer for Microsoft Copilot, serving consumer and enterprise users globally</w:t>
       </w:r>
       <w:r>
+        <w:rPr>
+          <w:sz w:val="18"/>
+          <w:szCs w:val="18"/>
+        </w:rPr>
         <w:t>.</w:t>
       </w:r>
     </w:p>
@@ -175,14 +236,44 @@
           <w:ilvl w:val="0"/>
           <w:numId w:val="16"/>
         </w:numPr>
-      </w:pPr>
-      <w:r>
-        <w:t>Reduced production GPU footprint by 1320 H100s by eliminating unnecessary classifier and summarization calls from the GPT-5.1 instant inference path, unblocking worldwide model release</w:t>
-      </w:r>
-      <w:r>
+        <w:rPr>
+          <w:sz w:val="18"/>
+          <w:szCs w:val="18"/>
+        </w:rPr>
+      </w:pPr>
+      <w:r>
+        <w:rPr>
+          <w:sz w:val="18"/>
+          <w:szCs w:val="18"/>
+        </w:rPr>
+        <w:t xml:space="preserve">Reduced production GPU footprint by 1320 H100s by eliminating unnecessary classifier and </w:t>
+      </w:r>
+      <w:r>
+        <w:rPr>
+          <w:sz w:val="18"/>
+          <w:szCs w:val="18"/>
+        </w:rPr>
+        <w:t xml:space="preserve">chain of thought </w:t>
+      </w:r>
+      <w:r>
+        <w:rPr>
+          <w:sz w:val="18"/>
+          <w:szCs w:val="18"/>
+        </w:rPr>
+        <w:t>summarization calls from the GPT-5.1 instant inference path, unblocking worldwide model release</w:t>
+      </w:r>
+      <w:r>
+        <w:rPr>
+          <w:sz w:val="18"/>
+          <w:szCs w:val="18"/>
+        </w:rPr>
         <w:t xml:space="preserve"> for consumer copilot</w:t>
       </w:r>
       <w:r>
+        <w:rPr>
+          <w:sz w:val="18"/>
+          <w:szCs w:val="18"/>
+        </w:rPr>
         <w:t>.</w:t>
       </w:r>
     </w:p>
@@ -193,29 +284,79 @@
           <w:ilvl w:val="0"/>
           <w:numId w:val="16"/>
         </w:numPr>
-      </w:pPr>
-      <w:r>
+        <w:rPr>
+          <w:sz w:val="18"/>
+          <w:szCs w:val="18"/>
+        </w:rPr>
+      </w:pPr>
+      <w:r>
+        <w:rPr>
+          <w:sz w:val="18"/>
+          <w:szCs w:val="18"/>
+        </w:rPr>
         <w:t xml:space="preserve">Led end-to-end migration of GPT-5 and GPT-5.1 reasoning models to OpenAI’s Harmony inference stack, </w:t>
       </w:r>
       <w:r>
+        <w:rPr>
+          <w:sz w:val="18"/>
+          <w:szCs w:val="18"/>
+        </w:rPr>
         <w:t xml:space="preserve">including </w:t>
       </w:r>
       <w:r>
+        <w:rPr>
+          <w:sz w:val="18"/>
+          <w:szCs w:val="18"/>
+        </w:rPr>
         <w:t xml:space="preserve">prompt engineering, </w:t>
       </w:r>
       <w:r>
+        <w:rPr>
+          <w:sz w:val="18"/>
+          <w:szCs w:val="18"/>
+        </w:rPr>
         <w:t xml:space="preserve">constrained sampling, </w:t>
       </w:r>
       <w:r>
+        <w:rPr>
+          <w:sz w:val="18"/>
+          <w:szCs w:val="18"/>
+        </w:rPr>
         <w:t>chain of thought handling</w:t>
       </w:r>
       <w:r>
+        <w:rPr>
+          <w:sz w:val="18"/>
+          <w:szCs w:val="18"/>
+        </w:rPr>
         <w:t>, safety integration</w:t>
       </w:r>
       <w:r>
-        <w:t xml:space="preserve"> and evals</w:t>
-      </w:r>
-      <w:r>
+        <w:rPr>
+          <w:sz w:val="18"/>
+          <w:szCs w:val="18"/>
+        </w:rPr>
+        <w:t xml:space="preserve"> and </w:t>
+      </w:r>
+      <w:r>
+        <w:rPr>
+          <w:sz w:val="18"/>
+          <w:szCs w:val="18"/>
+        </w:rPr>
+        <w:t xml:space="preserve">response quality </w:t>
+      </w:r>
+      <w:r>
+        <w:rPr>
+          <w:sz w:val="18"/>
+          <w:szCs w:val="18"/>
+        </w:rPr>
+        <w:t>evals</w:t>
+      </w:r>
+      <w:r>
+        <w:rPr>
+          <w:sz w:val="18"/>
+          <w:szCs w:val="18"/>
+        </w:rPr>
         <w:t>.</w:t>
       </w:r>
     </w:p>
@@ -226,11 +367,23 @@
           <w:ilvl w:val="0"/>
           <w:numId w:val="16"/>
         </w:numPr>
-      </w:pPr>
-      <w:r>
+        <w:rPr>
+          <w:sz w:val="18"/>
+          <w:szCs w:val="18"/>
+        </w:rPr>
+      </w:pPr>
+      <w:r>
+        <w:rPr>
+          <w:sz w:val="18"/>
+          <w:szCs w:val="18"/>
+        </w:rPr>
         <w:t xml:space="preserve">Architected a request scoped feature flag system for the Harmony inference API, enabling safe incremental rollouts and A/B experiments without cross-team coordination overhead. </w:t>
       </w:r>
       <w:r>
+        <w:rPr>
+          <w:sz w:val="18"/>
+          <w:szCs w:val="18"/>
+        </w:rPr>
         <w:t>Adopted by MAI and M365 Orgs.</w:t>
       </w:r>
     </w:p>
@@ -241,91 +394,200 @@
           <w:ilvl w:val="0"/>
           <w:numId w:val="16"/>
         </w:numPr>
-      </w:pPr>
-      <w:r>
-        <w:t xml:space="preserve">Unblocked production launch of a new LLM input safety classifier by diagnosing and resolving inference stack integration issues across teams; </w:t>
-      </w:r>
-      <w:r>
-        <w:t xml:space="preserve">helped </w:t>
-      </w:r>
-      <w:r>
-        <w:t>cut the model deployment cycle from</w:t>
-      </w:r>
-      <w:r>
-        <w:t xml:space="preserve"> </w:t>
-      </w:r>
-      <w:r>
-        <w:t>&gt;4 months to &lt;1 month.</w:t>
+        <w:rPr>
+          <w:sz w:val="18"/>
+          <w:szCs w:val="18"/>
+        </w:rPr>
+      </w:pPr>
+      <w:r>
+        <w:rPr>
+          <w:sz w:val="18"/>
+          <w:szCs w:val="18"/>
+        </w:rPr>
+        <w:t>Unblocked production launch of a new LLM input safety classifier by diagnosing and resolving inference stack integration issues across teams; helped cut the model deployment cycle from &gt;4 months to &lt;1 month.</w:t>
       </w:r>
     </w:p>
     <w:p>
       <w:pPr>
+        <w:pStyle w:val="ListParagraph"/>
+        <w:numPr>
+          <w:ilvl w:val="0"/>
+          <w:numId w:val="16"/>
+        </w:numPr>
+        <w:rPr>
+          <w:sz w:val="18"/>
+          <w:szCs w:val="18"/>
+        </w:rPr>
+      </w:pPr>
+      <w:r>
+        <w:rPr>
+          <w:sz w:val="18"/>
+          <w:szCs w:val="18"/>
+        </w:rPr>
+        <w:t xml:space="preserve">Eliminated </w:t>
+      </w:r>
+      <w:r>
+        <w:rPr>
+          <w:sz w:val="18"/>
+          <w:szCs w:val="18"/>
+        </w:rPr>
+        <w:t>deployment-time connection errors in distributed session management by implementing affinity drain and in-memory session-affinity caching, reducing Redis writes by 9</w:t>
+      </w:r>
+      <w:r>
+        <w:rPr>
+          <w:sz w:val="18"/>
+          <w:szCs w:val="18"/>
+        </w:rPr>
+        <w:t>%.</w:t>
+      </w:r>
+    </w:p>
+    <w:p>
+      <w:pPr>
         <w:pStyle w:val="Heading2"/>
+        <w:rPr>
+          <w:sz w:val="20"/>
+          <w:szCs w:val="20"/>
+        </w:rPr>
       </w:pPr>
       <w:r>
         <w:rPr>
           <w:b/>
           <w:bCs/>
+          <w:sz w:val="20"/>
+          <w:szCs w:val="20"/>
         </w:rPr>
         <w:t>Microsoft Azure AI</w:t>
       </w:r>
       <w:r>
+        <w:rPr>
+          <w:sz w:val="20"/>
+          <w:szCs w:val="20"/>
+        </w:rPr>
         <w:t xml:space="preserve"> </w:t>
       </w:r>
       <w:r>
         <w:rPr>
           <w:b/>
           <w:bCs/>
+          <w:sz w:val="20"/>
+          <w:szCs w:val="20"/>
         </w:rPr>
         <w:t xml:space="preserve">• </w:t>
       </w:r>
       <w:r>
+        <w:rPr>
+          <w:sz w:val="20"/>
+          <w:szCs w:val="20"/>
+        </w:rPr>
         <w:t>S</w:t>
       </w:r>
       <w:r>
+        <w:rPr>
+          <w:sz w:val="20"/>
+          <w:szCs w:val="20"/>
+        </w:rPr>
         <w:t>enior S</w:t>
       </w:r>
       <w:r>
+        <w:rPr>
+          <w:sz w:val="20"/>
+          <w:szCs w:val="20"/>
+        </w:rPr>
         <w:t xml:space="preserve">oftware Engineer </w:t>
       </w:r>
       <w:r>
         <w:rPr>
           <w:b/>
           <w:bCs/>
+          <w:sz w:val="20"/>
+          <w:szCs w:val="20"/>
         </w:rPr>
         <w:t xml:space="preserve">• </w:t>
       </w:r>
       <w:r>
-        <w:t>Jan</w:t>
-      </w:r>
-      <w:r>
-        <w:t xml:space="preserve"> 202</w:t>
-      </w:r>
-      <w:r>
-        <w:t>5</w:t>
-      </w:r>
-      <w:r>
-        <w:t xml:space="preserve"> – </w:t>
-      </w:r>
-      <w:r>
+        <w:rPr>
+          <w:sz w:val="20"/>
+          <w:szCs w:val="20"/>
+        </w:rPr>
+        <w:t xml:space="preserve">Jan 2025 – </w:t>
+      </w:r>
+      <w:r>
+        <w:rPr>
+          <w:sz w:val="20"/>
+          <w:szCs w:val="20"/>
+        </w:rPr>
         <w:t>Aug 2025</w:t>
       </w:r>
     </w:p>
     <w:p>
       <w:pPr>
         <w:pStyle w:val="NoSpacing"/>
-      </w:pPr>
-      <w:r>
+        <w:rPr>
+          <w:sz w:val="18"/>
+          <w:szCs w:val="18"/>
+        </w:rPr>
+      </w:pPr>
+      <w:r>
+        <w:rPr>
+          <w:sz w:val="18"/>
+          <w:szCs w:val="18"/>
+        </w:rPr>
         <w:t xml:space="preserve">Led development and architecture for </w:t>
       </w:r>
       <w:r>
+        <w:rPr>
+          <w:sz w:val="18"/>
+          <w:szCs w:val="18"/>
+        </w:rPr>
         <w:t xml:space="preserve">the </w:t>
       </w:r>
       <w:r>
-        <w:t>data plane APIs serving all LLM inference on Azure AI</w:t>
-      </w:r>
-      <w:r>
+        <w:rPr>
+          <w:sz w:val="18"/>
+          <w:szCs w:val="18"/>
+        </w:rPr>
+        <w:t>data plane APIs</w:t>
+      </w:r>
+      <w:r>
+        <w:rPr>
+          <w:sz w:val="18"/>
+          <w:szCs w:val="18"/>
+        </w:rPr>
+        <w:t xml:space="preserve"> (Chat Completions and Responses)</w:t>
+      </w:r>
+      <w:r>
+        <w:rPr>
+          <w:sz w:val="18"/>
+          <w:szCs w:val="18"/>
+        </w:rPr>
+        <w:t xml:space="preserve"> serving all LLM inference on Azure</w:t>
+      </w:r>
+      <w:r>
+        <w:rPr>
+          <w:sz w:val="18"/>
+          <w:szCs w:val="18"/>
+        </w:rPr>
         <w:t>.</w:t>
+      </w:r>
+    </w:p>
+    <w:p>
+      <w:pPr>
+        <w:pStyle w:val="NoSpacing"/>
+        <w:numPr>
+          <w:ilvl w:val="0"/>
+          <w:numId w:val="18"/>
+        </w:numPr>
+        <w:rPr>
+          <w:sz w:val="18"/>
+          <w:szCs w:val="18"/>
+        </w:rPr>
+      </w:pPr>
+      <w:r>
+        <w:rPr>
+          <w:sz w:val="18"/>
+          <w:szCs w:val="18"/>
+        </w:rPr>
+        <w:t>Designed a distributed token-based rate limiter using OpenAI’s TikToken tokenizer for accurate token counting and response-token quota reconciliation, eliminating a 219% usage underestimation in the prior estimation-based system.</w:t>
       </w:r>
     </w:p>
     <w:p>
@@ -335,111 +597,126 @@
           <w:ilvl w:val="0"/>
           <w:numId w:val="13"/>
         </w:numPr>
-      </w:pPr>
-      <w:r>
-        <w:t>Led the design and implementation of</w:t>
-      </w:r>
-      <w:r>
-        <w:t xml:space="preserve"> a scalable, distributed rate limiter </w:t>
-      </w:r>
-      <w:r>
-        <w:t xml:space="preserve">to serve 2 billion </w:t>
-      </w:r>
-      <w:r>
-        <w:t>inferences</w:t>
-      </w:r>
-      <w:r>
-        <w:t>/day</w:t>
-      </w:r>
-      <w:r>
+        <w:rPr>
+          <w:sz w:val="18"/>
+          <w:szCs w:val="18"/>
+        </w:rPr>
+      </w:pPr>
+      <w:r>
+        <w:rPr>
+          <w:sz w:val="18"/>
+          <w:szCs w:val="18"/>
+        </w:rPr>
+        <w:t>Contributed to design and implementation of a prompt-level LLM router that selects the optimal model for each request based on complexity and cost signals, reducing per-inference cost by 55%</w:t>
+      </w:r>
+      <w:r>
+        <w:rPr>
+          <w:sz w:val="18"/>
+          <w:szCs w:val="18"/>
+        </w:rPr>
         <w:t>.</w:t>
       </w:r>
     </w:p>
     <w:p>
       <w:pPr>
-        <w:pStyle w:val="ListParagraph"/>
-        <w:numPr>
-          <w:ilvl w:val="0"/>
-          <w:numId w:val="13"/>
-        </w:numPr>
-      </w:pPr>
-      <w:r>
-        <w:t>Contributed to design and implementation of a prompt-level LLM router that selects the optimal model for each request based on complexity and cost signals, reducing per-inference cost by 55%</w:t>
-      </w:r>
-      <w:r>
-        <w:t>.</w:t>
+        <w:pStyle w:val="Heading2"/>
+        <w:rPr>
+          <w:sz w:val="20"/>
+          <w:szCs w:val="20"/>
+        </w:rPr>
+      </w:pPr>
+      <w:r>
+        <w:rPr>
+          <w:b/>
+          <w:bCs/>
+          <w:sz w:val="20"/>
+          <w:szCs w:val="20"/>
+        </w:rPr>
+        <w:t>Microsoft</w:t>
+      </w:r>
+      <w:r>
+        <w:rPr>
+          <w:sz w:val="20"/>
+          <w:szCs w:val="20"/>
+        </w:rPr>
+        <w:t xml:space="preserve"> </w:t>
+      </w:r>
+      <w:r>
+        <w:rPr>
+          <w:b/>
+          <w:bCs/>
+          <w:sz w:val="20"/>
+          <w:szCs w:val="20"/>
+        </w:rPr>
+        <w:t>Azur</w:t>
+      </w:r>
+      <w:r>
+        <w:rPr>
+          <w:b/>
+          <w:bCs/>
+          <w:sz w:val="20"/>
+          <w:szCs w:val="20"/>
+        </w:rPr>
+        <w:t xml:space="preserve">e Core • </w:t>
+      </w:r>
+      <w:r>
+        <w:rPr>
+          <w:sz w:val="20"/>
+          <w:szCs w:val="20"/>
+        </w:rPr>
+        <w:t>S</w:t>
+      </w:r>
+      <w:r>
+        <w:rPr>
+          <w:sz w:val="20"/>
+          <w:szCs w:val="20"/>
+        </w:rPr>
+        <w:t>enior S</w:t>
+      </w:r>
+      <w:r>
+        <w:rPr>
+          <w:sz w:val="20"/>
+          <w:szCs w:val="20"/>
+        </w:rPr>
+        <w:t>oftware Engineer</w:t>
+      </w:r>
+      <w:r>
+        <w:rPr>
+          <w:sz w:val="20"/>
+          <w:szCs w:val="20"/>
+        </w:rPr>
+        <w:t xml:space="preserve"> </w:t>
+      </w:r>
+      <w:r>
+        <w:rPr>
+          <w:b/>
+          <w:bCs/>
+          <w:sz w:val="20"/>
+          <w:szCs w:val="20"/>
+        </w:rPr>
+        <w:t xml:space="preserve">• </w:t>
+      </w:r>
+      <w:r>
+        <w:rPr>
+          <w:sz w:val="20"/>
+          <w:szCs w:val="20"/>
+        </w:rPr>
+        <w:t>Mar 2024 – Jan 2025</w:t>
       </w:r>
     </w:p>
     <w:p>
       <w:pPr>
-        <w:pStyle w:val="Heading2"/>
-      </w:pPr>
-      <w:r>
-        <w:rPr>
-          <w:b/>
-          <w:bCs/>
-        </w:rPr>
-        <w:t>Microsoft</w:t>
-      </w:r>
-      <w:r>
-        <w:t xml:space="preserve"> </w:t>
-      </w:r>
-      <w:r>
-        <w:rPr>
-          <w:b/>
-          <w:bCs/>
-        </w:rPr>
-        <w:t>Azur</w:t>
-      </w:r>
-      <w:r>
-        <w:rPr>
-          <w:b/>
-          <w:bCs/>
-        </w:rPr>
-        <w:t xml:space="preserve">e Core </w:t>
-      </w:r>
-      <w:r>
-        <w:rPr>
-          <w:b/>
-          <w:bCs/>
-        </w:rPr>
-        <w:t xml:space="preserve">• </w:t>
-      </w:r>
-      <w:r>
-        <w:t>S</w:t>
-      </w:r>
-      <w:r>
-        <w:t>enior S</w:t>
-      </w:r>
-      <w:r>
-        <w:t>oftware Engineer</w:t>
-      </w:r>
-      <w:r>
-        <w:t xml:space="preserve"> </w:t>
-      </w:r>
-      <w:r>
-        <w:rPr>
-          <w:b/>
-          <w:bCs/>
-        </w:rPr>
-        <w:t>•</w:t>
-      </w:r>
-      <w:r>
-        <w:rPr>
-          <w:b/>
-          <w:bCs/>
-        </w:rPr>
-        <w:t xml:space="preserve"> </w:t>
-      </w:r>
-      <w:r>
-        <w:t>Mar 2024 – Jan 2025</w:t>
-      </w:r>
-    </w:p>
-    <w:p>
-      <w:pPr>
         <w:pStyle w:val="NoSpacing"/>
-      </w:pPr>
-      <w:r>
+        <w:rPr>
+          <w:sz w:val="18"/>
+          <w:szCs w:val="18"/>
+        </w:rPr>
+      </w:pPr>
+      <w:r>
+        <w:rPr>
+          <w:sz w:val="18"/>
+          <w:szCs w:val="18"/>
+        </w:rPr>
         <w:t>Led the architecture for resource provisioning in Azure Resource Manager, the unified control plane of Azure.</w:t>
       </w:r>
     </w:p>
@@ -451,12 +728,17 @@
           <w:numId w:val="10"/>
         </w:numPr>
         <w:spacing w:after="0"/>
-      </w:pPr>
-      <w:r>
-        <w:t>Designed and shipped quota-based throttling for background jobs in the Azure control plane</w:t>
-      </w:r>
-      <w:r>
-        <w:t>.</w:t>
+        <w:rPr>
+          <w:sz w:val="18"/>
+          <w:szCs w:val="18"/>
+        </w:rPr>
+      </w:pPr>
+      <w:r>
+        <w:rPr>
+          <w:sz w:val="18"/>
+          <w:szCs w:val="18"/>
+        </w:rPr>
+        <w:t>Designed and shipped quota-based throttling for background jobs in the Azure control plane.</w:t>
       </w:r>
     </w:p>
     <w:p>
@@ -466,113 +748,144 @@
           <w:ilvl w:val="0"/>
           <w:numId w:val="1"/>
         </w:numPr>
-      </w:pPr>
-      <w:r>
-        <w:t>Patched</w:t>
-      </w:r>
-      <w:r>
-        <w:t xml:space="preserve"> a critical security vulnerability</w:t>
-      </w:r>
-      <w:r>
-        <w:t xml:space="preserve"> in Azure control plane</w:t>
-      </w:r>
-      <w:r>
-        <w:t>; drove adoption across 200+ service teams.</w:t>
-      </w:r>
-      <w:r>
-        <w:t xml:space="preserve"> </w:t>
+        <w:rPr>
+          <w:sz w:val="18"/>
+          <w:szCs w:val="18"/>
+        </w:rPr>
+      </w:pPr>
+      <w:r>
+        <w:rPr>
+          <w:sz w:val="18"/>
+          <w:szCs w:val="18"/>
+        </w:rPr>
+        <w:t xml:space="preserve">Patched a critical security vulnerability in Azure control plane; drove adoption across 200+ service teams. </w:t>
       </w:r>
     </w:p>
     <w:p>
       <w:pPr>
         <w:pStyle w:val="Heading2"/>
+        <w:rPr>
+          <w:sz w:val="20"/>
+          <w:szCs w:val="20"/>
+        </w:rPr>
       </w:pPr>
       <w:r>
         <w:rPr>
           <w:b/>
           <w:bCs/>
+          <w:sz w:val="20"/>
+          <w:szCs w:val="20"/>
         </w:rPr>
         <w:t>Microsoft</w:t>
       </w:r>
       <w:r>
+        <w:rPr>
+          <w:sz w:val="20"/>
+          <w:szCs w:val="20"/>
+        </w:rPr>
         <w:t xml:space="preserve"> </w:t>
       </w:r>
       <w:r>
         <w:rPr>
           <w:b/>
           <w:bCs/>
-        </w:rPr>
-        <w:t>Azur</w:t>
-      </w:r>
-      <w:r>
-        <w:rPr>
-          <w:b/>
-          <w:bCs/>
-        </w:rPr>
-        <w:t xml:space="preserve">e Core </w:t>
-      </w:r>
-      <w:r>
-        <w:rPr>
-          <w:b/>
-          <w:bCs/>
+          <w:sz w:val="20"/>
+          <w:szCs w:val="20"/>
+        </w:rPr>
+        <w:t xml:space="preserve">Azure Core • </w:t>
+      </w:r>
+      <w:r>
+        <w:rPr>
+          <w:sz w:val="20"/>
+          <w:szCs w:val="20"/>
+        </w:rPr>
+        <w:t xml:space="preserve">Software Engineer II </w:t>
+      </w:r>
+      <w:r>
+        <w:rPr>
+          <w:sz w:val="20"/>
+          <w:szCs w:val="20"/>
         </w:rPr>
         <w:t xml:space="preserve">• </w:t>
       </w:r>
       <w:r>
-        <w:t xml:space="preserve">Software Engineer II </w:t>
-      </w:r>
-      <w:r>
-        <w:t xml:space="preserve">• </w:t>
-      </w:r>
-      <w:r>
+        <w:rPr>
+          <w:sz w:val="20"/>
+          <w:szCs w:val="20"/>
+        </w:rPr>
         <w:t>Jun</w:t>
       </w:r>
       <w:r>
+        <w:rPr>
+          <w:sz w:val="20"/>
+          <w:szCs w:val="20"/>
+        </w:rPr>
         <w:t xml:space="preserve"> 202</w:t>
       </w:r>
       <w:r>
+        <w:rPr>
+          <w:sz w:val="20"/>
+          <w:szCs w:val="20"/>
+        </w:rPr>
         <w:t>0</w:t>
       </w:r>
       <w:r>
+        <w:rPr>
+          <w:sz w:val="20"/>
+          <w:szCs w:val="20"/>
+        </w:rPr>
         <w:t xml:space="preserve"> </w:t>
       </w:r>
       <w:r>
+        <w:rPr>
+          <w:sz w:val="20"/>
+          <w:szCs w:val="20"/>
+        </w:rPr>
         <w:t>–</w:t>
       </w:r>
       <w:r>
+        <w:rPr>
+          <w:sz w:val="20"/>
+          <w:szCs w:val="20"/>
+        </w:rPr>
         <w:t xml:space="preserve"> </w:t>
       </w:r>
       <w:r>
+        <w:rPr>
+          <w:sz w:val="20"/>
+          <w:szCs w:val="20"/>
+        </w:rPr>
         <w:t>Mar</w:t>
       </w:r>
       <w:r>
+        <w:rPr>
+          <w:sz w:val="20"/>
+          <w:szCs w:val="20"/>
+        </w:rPr>
         <w:t xml:space="preserve"> 202</w:t>
       </w:r>
       <w:r>
+        <w:rPr>
+          <w:sz w:val="20"/>
+          <w:szCs w:val="20"/>
+        </w:rPr>
         <w:t>4</w:t>
       </w:r>
     </w:p>
     <w:p>
       <w:pPr>
         <w:pStyle w:val="NoSpacing"/>
-      </w:pPr>
-      <w:r>
-        <w:t>Designed and developed components</w:t>
-      </w:r>
-      <w:r>
-        <w:t xml:space="preserve"> for Azure Resource Manager, the unified control plane of Azure.</w:t>
-      </w:r>
-    </w:p>
-    <w:p>
-      <w:pPr>
-        <w:pStyle w:val="ListParagraph"/>
-        <w:numPr>
-          <w:ilvl w:val="0"/>
-          <w:numId w:val="10"/>
-        </w:numPr>
-      </w:pPr>
-      <w:r>
-        <w:t>Optimized the bulk resource delete API, cutting P90 latency by 50% and P99 by 65%.</w:t>
+        <w:rPr>
+          <w:sz w:val="18"/>
+          <w:szCs w:val="18"/>
+        </w:rPr>
+      </w:pPr>
+      <w:r>
+        <w:rPr>
+          <w:sz w:val="18"/>
+          <w:szCs w:val="18"/>
+        </w:rPr>
+        <w:t>Designed and developed components for Azure Resource Manager, the unified control plane of Azure.</w:t>
       </w:r>
     </w:p>
     <w:p>
@@ -582,18 +895,52 @@
           <w:ilvl w:val="0"/>
           <w:numId w:val="1"/>
         </w:numPr>
-      </w:pPr>
-      <w:r>
-        <w:t>Replaced a polling-based resource action model with async callbac</w:t>
-      </w:r>
-      <w:r>
-        <w:t>ks</w:t>
-      </w:r>
-      <w:r>
-        <w:t>, reducing polling traffic by 60%</w:t>
-      </w:r>
-      <w:r>
-        <w:t>.</w:t>
+        <w:rPr>
+          <w:sz w:val="18"/>
+          <w:szCs w:val="18"/>
+        </w:rPr>
+      </w:pPr>
+      <w:r>
+        <w:rPr>
+          <w:sz w:val="18"/>
+          <w:szCs w:val="18"/>
+        </w:rPr>
+        <w:t>Designed and shipped an async callback architectur</w:t>
+      </w:r>
+      <w:r>
+        <w:rPr>
+          <w:sz w:val="18"/>
+          <w:szCs w:val="18"/>
+        </w:rPr>
+        <w:t>e</w:t>
+      </w:r>
+      <w:r>
+        <w:rPr>
+          <w:sz w:val="18"/>
+          <w:szCs w:val="18"/>
+        </w:rPr>
+        <w:t xml:space="preserve">, reducing </w:t>
+      </w:r>
+      <w:r>
+        <w:rPr>
+          <w:sz w:val="18"/>
+          <w:szCs w:val="18"/>
+        </w:rPr>
+        <w:t xml:space="preserve">polling </w:t>
+      </w:r>
+      <w:r>
+        <w:rPr>
+          <w:sz w:val="18"/>
+          <w:szCs w:val="18"/>
+        </w:rPr>
+        <w:t xml:space="preserve">traffic by up to 94% (about 130 million fewer polling requests/day), </w:t>
+      </w:r>
+      <w:r>
+        <w:rPr>
+          <w:sz w:val="18"/>
+          <w:szCs w:val="18"/>
+        </w:rPr>
+        <w:t>while achieving a 12 second reduction p95 latency for provisioning container instances on Azure.</w:t>
       </w:r>
     </w:p>
     <w:p>
@@ -603,28 +950,158 @@
           <w:ilvl w:val="0"/>
           <w:numId w:val="1"/>
         </w:numPr>
-      </w:pPr>
-      <w:r>
-        <w:t>I</w:t>
-      </w:r>
-      <w:r>
-        <w:t>mplemented a dependency-aware handler for resource group deletion, reducing deletion failures by 98</w:t>
-      </w:r>
-      <w:r>
-        <w:t>%</w:t>
-      </w:r>
-      <w:r>
-        <w:t>.</w:t>
+        <w:rPr>
+          <w:sz w:val="18"/>
+          <w:szCs w:val="18"/>
+        </w:rPr>
+      </w:pPr>
+      <w:r>
+        <w:rPr>
+          <w:sz w:val="18"/>
+          <w:szCs w:val="18"/>
+        </w:rPr>
+        <w:t xml:space="preserve">Implemented exponential backoff </w:t>
+      </w:r>
+      <w:r>
+        <w:rPr>
+          <w:sz w:val="18"/>
+          <w:szCs w:val="18"/>
+        </w:rPr>
+        <w:t xml:space="preserve">and improved retry </w:t>
+      </w:r>
+      <w:r>
+        <w:rPr>
+          <w:sz w:val="18"/>
+          <w:szCs w:val="18"/>
+        </w:rPr>
+        <w:t xml:space="preserve">patterns for </w:t>
+      </w:r>
+      <w:r>
+        <w:rPr>
+          <w:sz w:val="18"/>
+          <w:szCs w:val="18"/>
+        </w:rPr>
+        <w:t>background</w:t>
+      </w:r>
+      <w:r>
+        <w:rPr>
+          <w:sz w:val="18"/>
+          <w:szCs w:val="18"/>
+        </w:rPr>
+        <w:t xml:space="preserve"> jobs</w:t>
+      </w:r>
+      <w:r>
+        <w:rPr>
+          <w:sz w:val="18"/>
+          <w:szCs w:val="18"/>
+        </w:rPr>
+        <w:t xml:space="preserve"> in Azure Resource Manager</w:t>
+      </w:r>
+      <w:r>
+        <w:rPr>
+          <w:sz w:val="18"/>
+          <w:szCs w:val="18"/>
+        </w:rPr>
+        <w:t xml:space="preserve">, </w:t>
+      </w:r>
+      <w:r>
+        <w:rPr>
+          <w:sz w:val="18"/>
+          <w:szCs w:val="18"/>
+        </w:rPr>
+        <w:t xml:space="preserve">ensuring service reliability by </w:t>
+      </w:r>
+      <w:r>
+        <w:rPr>
+          <w:sz w:val="18"/>
+          <w:szCs w:val="18"/>
+        </w:rPr>
+        <w:t>eliminating 700M+ unnecessary executions/day and preventing throttle-storm outages.</w:t>
       </w:r>
     </w:p>
     <w:p>
       <w:pPr>
+        <w:pStyle w:val="ListParagraph"/>
+        <w:numPr>
+          <w:ilvl w:val="0"/>
+          <w:numId w:val="1"/>
+        </w:numPr>
+        <w:rPr>
+          <w:sz w:val="18"/>
+          <w:szCs w:val="18"/>
+        </w:rPr>
+      </w:pPr>
+      <w:r>
+        <w:rPr>
+          <w:sz w:val="18"/>
+          <w:szCs w:val="18"/>
+        </w:rPr>
+        <w:t xml:space="preserve">Owned </w:t>
+      </w:r>
+      <w:r>
+        <w:rPr>
+          <w:sz w:val="18"/>
+          <w:szCs w:val="18"/>
+        </w:rPr>
+        <w:t xml:space="preserve">resource group </w:t>
+      </w:r>
+      <w:r>
+        <w:rPr>
+          <w:sz w:val="18"/>
+          <w:szCs w:val="18"/>
+        </w:rPr>
+        <w:t>and bulk deletion APIs end to end –</w:t>
+      </w:r>
+      <w:r>
+        <w:rPr>
+          <w:sz w:val="18"/>
+          <w:szCs w:val="18"/>
+        </w:rPr>
+        <w:t xml:space="preserve"> implemented dependency resolution, async callback</w:t>
+      </w:r>
+      <w:r>
+        <w:rPr>
+          <w:sz w:val="18"/>
+          <w:szCs w:val="18"/>
+        </w:rPr>
+        <w:t>, reducing deletion failures by 98</w:t>
+      </w:r>
+      <w:r>
+        <w:rPr>
+          <w:sz w:val="18"/>
+          <w:szCs w:val="18"/>
+        </w:rPr>
+        <w:t>%</w:t>
+      </w:r>
+      <w:r>
+        <w:rPr>
+          <w:sz w:val="18"/>
+          <w:szCs w:val="18"/>
+        </w:rPr>
+        <w:t xml:space="preserve"> in resource group deletion, and improving p90 latency by 50% in bulk deletion</w:t>
+      </w:r>
+      <w:r>
+        <w:rPr>
+          <w:sz w:val="18"/>
+          <w:szCs w:val="18"/>
+        </w:rPr>
+        <w:t>.</w:t>
+      </w:r>
+    </w:p>
+    <w:p>
+      <w:pPr>
         <w:pStyle w:val="Heading2"/>
+        <w:rPr>
+          <w:sz w:val="20"/>
+          <w:szCs w:val="20"/>
+        </w:rPr>
       </w:pPr>
       <w:r>
         <w:rPr>
           <w:b/>
           <w:bCs/>
+          <w:sz w:val="20"/>
+          <w:szCs w:val="20"/>
         </w:rPr>
         <w:t xml:space="preserve">Microsoft </w:t>
       </w:r>
@@ -632,59 +1109,106 @@
         <w:rPr>
           <w:b/>
           <w:bCs/>
+          <w:sz w:val="20"/>
+          <w:szCs w:val="20"/>
         </w:rPr>
         <w:t>Core Services</w:t>
       </w:r>
       <w:r>
+        <w:rPr>
+          <w:sz w:val="20"/>
+          <w:szCs w:val="20"/>
+        </w:rPr>
         <w:t xml:space="preserve"> </w:t>
       </w:r>
       <w:r>
         <w:rPr>
           <w:b/>
           <w:bCs/>
+          <w:sz w:val="20"/>
+          <w:szCs w:val="20"/>
         </w:rPr>
         <w:t>•</w:t>
       </w:r>
       <w:r>
+        <w:rPr>
+          <w:sz w:val="20"/>
+          <w:szCs w:val="20"/>
+        </w:rPr>
         <w:t xml:space="preserve"> </w:t>
       </w:r>
       <w:r>
-        <w:t>Software Engineer</w:t>
-      </w:r>
-      <w:r>
-        <w:t xml:space="preserve"> </w:t>
+        <w:rPr>
+          <w:sz w:val="20"/>
+          <w:szCs w:val="20"/>
+        </w:rPr>
+        <w:t xml:space="preserve">Software Engineer </w:t>
       </w:r>
       <w:r>
         <w:rPr>
           <w:b/>
           <w:bCs/>
+          <w:sz w:val="20"/>
+          <w:szCs w:val="20"/>
         </w:rPr>
         <w:t xml:space="preserve">• </w:t>
       </w:r>
       <w:r>
+        <w:rPr>
+          <w:sz w:val="20"/>
+          <w:szCs w:val="20"/>
+        </w:rPr>
         <w:t xml:space="preserve">Jun 2017 – </w:t>
       </w:r>
       <w:r>
+        <w:rPr>
+          <w:sz w:val="20"/>
+          <w:szCs w:val="20"/>
+        </w:rPr>
         <w:t>Aug</w:t>
       </w:r>
       <w:r>
+        <w:rPr>
+          <w:sz w:val="20"/>
+          <w:szCs w:val="20"/>
+        </w:rPr>
         <w:t xml:space="preserve"> 2019</w:t>
       </w:r>
     </w:p>
     <w:p>
       <w:pPr>
         <w:pStyle w:val="NoSpacing"/>
-      </w:pPr>
-      <w:r>
+        <w:rPr>
+          <w:sz w:val="18"/>
+          <w:szCs w:val="18"/>
+        </w:rPr>
+      </w:pPr>
+      <w:r>
+        <w:rPr>
+          <w:sz w:val="18"/>
+          <w:szCs w:val="18"/>
+        </w:rPr>
         <w:t xml:space="preserve">Built a service to enrich customer data from marketing campaigns, enabling better sales opportunities for </w:t>
       </w:r>
       <w:r>
+        <w:rPr>
+          <w:sz w:val="18"/>
+          <w:szCs w:val="18"/>
+        </w:rPr>
         <w:t>M</w:t>
       </w:r>
       <w:r>
+        <w:rPr>
+          <w:sz w:val="18"/>
+          <w:szCs w:val="18"/>
+        </w:rPr>
         <w:t>i</w:t>
       </w:r>
       <w:r>
+        <w:rPr>
+          <w:sz w:val="18"/>
+          <w:szCs w:val="18"/>
+        </w:rPr>
         <w:t>crosoft.</w:t>
       </w:r>
     </w:p>
@@ -695,67 +1219,151 @@
           <w:ilvl w:val="0"/>
           <w:numId w:val="2"/>
         </w:numPr>
-      </w:pPr>
-      <w:r>
+        <w:rPr>
+          <w:sz w:val="18"/>
+          <w:szCs w:val="18"/>
+        </w:rPr>
+      </w:pPr>
+      <w:r>
+        <w:rPr>
+          <w:sz w:val="18"/>
+          <w:szCs w:val="18"/>
+        </w:rPr>
         <w:t>M</w:t>
       </w:r>
       <w:r>
+        <w:rPr>
+          <w:sz w:val="18"/>
+          <w:szCs w:val="18"/>
+        </w:rPr>
         <w:t>i</w:t>
       </w:r>
       <w:r>
+        <w:rPr>
+          <w:sz w:val="18"/>
+          <w:szCs w:val="18"/>
+        </w:rPr>
         <w:t>grated to</w:t>
       </w:r>
       <w:r>
+        <w:rPr>
+          <w:sz w:val="18"/>
+          <w:szCs w:val="18"/>
+        </w:rPr>
         <w:t xml:space="preserve"> </w:t>
       </w:r>
       <w:r>
+        <w:rPr>
+          <w:sz w:val="18"/>
+          <w:szCs w:val="18"/>
+        </w:rPr>
         <w:t>serverless</w:t>
       </w:r>
       <w:r>
+        <w:rPr>
+          <w:sz w:val="18"/>
+          <w:szCs w:val="18"/>
+        </w:rPr>
         <w:t xml:space="preserve"> </w:t>
       </w:r>
       <w:r>
+        <w:rPr>
+          <w:sz w:val="18"/>
+          <w:szCs w:val="18"/>
+        </w:rPr>
         <w:t>architecture</w:t>
       </w:r>
       <w:r>
+        <w:rPr>
+          <w:sz w:val="18"/>
+          <w:szCs w:val="18"/>
+        </w:rPr>
         <w:t>, r</w:t>
       </w:r>
       <w:r>
+        <w:rPr>
+          <w:sz w:val="18"/>
+          <w:szCs w:val="18"/>
+        </w:rPr>
         <w:t>educ</w:t>
       </w:r>
       <w:r>
+        <w:rPr>
+          <w:sz w:val="18"/>
+          <w:szCs w:val="18"/>
+        </w:rPr>
         <w:t>ing</w:t>
       </w:r>
       <w:r>
+        <w:rPr>
+          <w:sz w:val="18"/>
+          <w:szCs w:val="18"/>
+        </w:rPr>
         <w:t xml:space="preserve"> </w:t>
       </w:r>
       <w:r>
+        <w:rPr>
+          <w:sz w:val="18"/>
+          <w:szCs w:val="18"/>
+        </w:rPr>
         <w:t xml:space="preserve">operation </w:t>
       </w:r>
       <w:r>
+        <w:rPr>
+          <w:sz w:val="18"/>
+          <w:szCs w:val="18"/>
+        </w:rPr>
         <w:t xml:space="preserve">costs by 90% and </w:t>
       </w:r>
       <w:r>
+        <w:rPr>
+          <w:sz w:val="18"/>
+          <w:szCs w:val="18"/>
+        </w:rPr>
         <w:t>improv</w:t>
       </w:r>
       <w:r>
+        <w:rPr>
+          <w:sz w:val="18"/>
+          <w:szCs w:val="18"/>
+        </w:rPr>
         <w:t xml:space="preserve">ing </w:t>
       </w:r>
       <w:r>
+        <w:rPr>
+          <w:sz w:val="18"/>
+          <w:szCs w:val="18"/>
+        </w:rPr>
         <w:t xml:space="preserve">performance by </w:t>
       </w:r>
       <w:r>
+        <w:rPr>
+          <w:sz w:val="18"/>
+          <w:szCs w:val="18"/>
+        </w:rPr>
         <w:t>3x</w:t>
       </w:r>
       <w:r>
+        <w:rPr>
+          <w:sz w:val="18"/>
+          <w:szCs w:val="18"/>
+        </w:rPr>
         <w:t>.</w:t>
       </w:r>
     </w:p>
     <w:p>
       <w:pPr>
         <w:pStyle w:val="Heading1"/>
-      </w:pPr>
-      <w:r>
+        <w:rPr>
+          <w:sz w:val="28"/>
+          <w:szCs w:val="28"/>
+        </w:rPr>
+      </w:pPr>
+      <w:r>
+        <w:rPr>
+          <w:sz w:val="28"/>
+          <w:szCs w:val="28"/>
+        </w:rPr>
         <w:t>Technical Skills</w:t>
       </w:r>
     </w:p>
@@ -766,14 +1374,24 @@
           <w:ilvl w:val="0"/>
           <w:numId w:val="5"/>
         </w:numPr>
-      </w:pPr>
-      <w:r>
+        <w:rPr>
+          <w:sz w:val="18"/>
+          <w:szCs w:val="18"/>
+        </w:rPr>
+      </w:pPr>
+      <w:r>
+        <w:rPr>
+          <w:sz w:val="18"/>
+          <w:szCs w:val="18"/>
+        </w:rPr>
         <w:t>AI and ML</w:t>
       </w:r>
       <w:r>
         <w:rPr>
           <w:b/>
           <w:bCs/>
+          <w:sz w:val="18"/>
+          <w:szCs w:val="18"/>
         </w:rPr>
         <w:t xml:space="preserve"> </w:t>
       </w:r>
@@ -782,22 +1400,38 @@
           <w:rFonts w:ascii="Times New Roman" w:hAnsi="Times New Roman" w:cs="Times New Roman"/>
           <w:b/>
           <w:bCs/>
+          <w:sz w:val="18"/>
+          <w:szCs w:val="18"/>
         </w:rPr>
         <w:t>⁚</w:t>
       </w:r>
       <w:r>
         <w:rPr>
           <w:rFonts w:cs="Times New Roman"/>
+          <w:sz w:val="18"/>
+          <w:szCs w:val="18"/>
         </w:rPr>
         <w:t xml:space="preserve"> </w:t>
       </w:r>
       <w:r>
+        <w:rPr>
+          <w:sz w:val="18"/>
+          <w:szCs w:val="18"/>
+        </w:rPr>
         <w:t>LLM Inference, OpenAI API, Inference Optimization, Safety Orchestration</w:t>
       </w:r>
       <w:r>
+        <w:rPr>
+          <w:sz w:val="18"/>
+          <w:szCs w:val="18"/>
+        </w:rPr>
         <w:t>, Response Evaluations</w:t>
       </w:r>
       <w:r>
+        <w:rPr>
+          <w:sz w:val="18"/>
+          <w:szCs w:val="18"/>
+        </w:rPr>
         <w:t>.</w:t>
       </w:r>
     </w:p>
@@ -808,14 +1442,24 @@
           <w:ilvl w:val="0"/>
           <w:numId w:val="5"/>
         </w:numPr>
-      </w:pPr>
-      <w:r>
+        <w:rPr>
+          <w:sz w:val="18"/>
+          <w:szCs w:val="18"/>
+        </w:rPr>
+      </w:pPr>
+      <w:r>
+        <w:rPr>
+          <w:sz w:val="18"/>
+          <w:szCs w:val="18"/>
+        </w:rPr>
         <w:t>Cloud and Infrastructure</w:t>
       </w:r>
       <w:r>
         <w:rPr>
           <w:b/>
           <w:bCs/>
+          <w:sz w:val="18"/>
+          <w:szCs w:val="18"/>
         </w:rPr>
         <w:t xml:space="preserve"> </w:t>
       </w:r>
@@ -824,16 +1468,24 @@
           <w:rFonts w:ascii="Times New Roman" w:hAnsi="Times New Roman" w:cs="Times New Roman"/>
           <w:b/>
           <w:bCs/>
+          <w:sz w:val="18"/>
+          <w:szCs w:val="18"/>
         </w:rPr>
         <w:t>⁚</w:t>
       </w:r>
       <w:r>
         <w:rPr>
           <w:rFonts w:cs="Times New Roman"/>
+          <w:sz w:val="18"/>
+          <w:szCs w:val="18"/>
         </w:rPr>
         <w:t xml:space="preserve"> </w:t>
       </w:r>
       <w:r>
+        <w:rPr>
+          <w:sz w:val="18"/>
+          <w:szCs w:val="18"/>
+        </w:rPr>
         <w:t>Microsoft Azure, .NET Core/Framework, Redis, Azure CLI, Service Bus</w:t>
       </w:r>
     </w:p>
@@ -844,14 +1496,24 @@
           <w:ilvl w:val="0"/>
           <w:numId w:val="5"/>
         </w:numPr>
-      </w:pPr>
-      <w:r>
+        <w:rPr>
+          <w:sz w:val="18"/>
+          <w:szCs w:val="18"/>
+        </w:rPr>
+      </w:pPr>
+      <w:r>
+        <w:rPr>
+          <w:sz w:val="18"/>
+          <w:szCs w:val="18"/>
+        </w:rPr>
         <w:t>Programming Languages</w:t>
       </w:r>
       <w:r>
         <w:rPr>
           <w:b/>
           <w:bCs/>
+          <w:sz w:val="18"/>
+          <w:szCs w:val="18"/>
         </w:rPr>
         <w:t xml:space="preserve"> </w:t>
       </w:r>
@@ -860,77 +1522,155 @@
           <w:rFonts w:ascii="Times New Roman" w:hAnsi="Times New Roman" w:cs="Times New Roman"/>
           <w:b/>
           <w:bCs/>
+          <w:sz w:val="18"/>
+          <w:szCs w:val="18"/>
         </w:rPr>
         <w:t>⁚</w:t>
       </w:r>
       <w:r>
         <w:rPr>
           <w:rFonts w:cs="Times New Roman"/>
+          <w:sz w:val="18"/>
+          <w:szCs w:val="18"/>
         </w:rPr>
         <w:t xml:space="preserve"> </w:t>
       </w:r>
       <w:r>
+        <w:rPr>
+          <w:sz w:val="18"/>
+          <w:szCs w:val="18"/>
+        </w:rPr>
         <w:t>C#</w:t>
       </w:r>
       <w:r>
+        <w:rPr>
+          <w:sz w:val="18"/>
+          <w:szCs w:val="18"/>
+        </w:rPr>
         <w:t xml:space="preserve">, </w:t>
       </w:r>
       <w:r>
+        <w:rPr>
+          <w:sz w:val="18"/>
+          <w:szCs w:val="18"/>
+        </w:rPr>
         <w:t xml:space="preserve">Python, C++, </w:t>
       </w:r>
       <w:r>
+        <w:rPr>
+          <w:sz w:val="18"/>
+          <w:szCs w:val="18"/>
+        </w:rPr>
         <w:t>PowerShell</w:t>
       </w:r>
       <w:r>
+        <w:rPr>
+          <w:sz w:val="18"/>
+          <w:szCs w:val="18"/>
+        </w:rPr>
         <w:t>,</w:t>
       </w:r>
       <w:r>
+        <w:rPr>
+          <w:sz w:val="18"/>
+          <w:szCs w:val="18"/>
+        </w:rPr>
         <w:t xml:space="preserve"> </w:t>
       </w:r>
       <w:r>
+        <w:rPr>
+          <w:sz w:val="18"/>
+          <w:szCs w:val="18"/>
+        </w:rPr>
         <w:t>Kusto QL</w:t>
       </w:r>
       <w:r>
+        <w:rPr>
+          <w:sz w:val="18"/>
+          <w:szCs w:val="18"/>
+        </w:rPr>
         <w:t>, HTML</w:t>
       </w:r>
       <w:r>
+        <w:rPr>
+          <w:sz w:val="18"/>
+          <w:szCs w:val="18"/>
+        </w:rPr>
         <w:t>/</w:t>
       </w:r>
       <w:r>
+        <w:rPr>
+          <w:sz w:val="18"/>
+          <w:szCs w:val="18"/>
+        </w:rPr>
         <w:t>CSS</w:t>
       </w:r>
       <w:r>
+        <w:rPr>
+          <w:sz w:val="18"/>
+          <w:szCs w:val="18"/>
+        </w:rPr>
         <w:t>/</w:t>
       </w:r>
       <w:r>
+        <w:rPr>
+          <w:sz w:val="18"/>
+          <w:szCs w:val="18"/>
+        </w:rPr>
         <w:t>JS</w:t>
       </w:r>
       <w:r>
+        <w:rPr>
+          <w:sz w:val="18"/>
+          <w:szCs w:val="18"/>
+        </w:rPr>
         <w:t>, M</w:t>
       </w:r>
       <w:r>
+        <w:rPr>
+          <w:sz w:val="18"/>
+          <w:szCs w:val="18"/>
+        </w:rPr>
         <w:t>arkdown</w:t>
       </w:r>
       <w:r>
+        <w:rPr>
+          <w:sz w:val="18"/>
+          <w:szCs w:val="18"/>
+        </w:rPr>
         <w:t>.</w:t>
       </w:r>
     </w:p>
     <w:p>
       <w:pPr>
         <w:pStyle w:val="Heading1"/>
-      </w:pPr>
-      <w:r>
+        <w:rPr>
+          <w:sz w:val="28"/>
+          <w:szCs w:val="28"/>
+        </w:rPr>
+      </w:pPr>
+      <w:r>
+        <w:rPr>
+          <w:sz w:val="28"/>
+          <w:szCs w:val="28"/>
+        </w:rPr>
         <w:t>Education</w:t>
       </w:r>
     </w:p>
     <w:p>
       <w:pPr>
         <w:pStyle w:val="Heading2"/>
+        <w:rPr>
+          <w:sz w:val="18"/>
+          <w:szCs w:val="18"/>
+        </w:rPr>
       </w:pPr>
       <w:r>
         <w:rPr>
           <w:b/>
           <w:bCs/>
+          <w:sz w:val="18"/>
+          <w:szCs w:val="18"/>
         </w:rPr>
         <w:t>Ge</w:t>
       </w:r>
@@ -938,51 +1678,99 @@
         <w:rPr>
           <w:b/>
           <w:bCs/>
+          <w:sz w:val="18"/>
+          <w:szCs w:val="18"/>
         </w:rPr>
         <w:t>orgia Institute of Technology, Atlanta</w:t>
       </w:r>
       <w:r>
+        <w:rPr>
+          <w:sz w:val="18"/>
+          <w:szCs w:val="18"/>
+        </w:rPr>
         <w:t xml:space="preserve"> </w:t>
       </w:r>
       <w:r>
+        <w:rPr>
+          <w:sz w:val="18"/>
+          <w:szCs w:val="18"/>
+        </w:rPr>
         <w:t>• May 2020</w:t>
       </w:r>
       <w:r>
+        <w:rPr>
+          <w:sz w:val="18"/>
+          <w:szCs w:val="18"/>
+        </w:rPr>
         <w:t xml:space="preserve"> • MSCS </w:t>
       </w:r>
       <w:r>
+        <w:rPr>
+          <w:sz w:val="18"/>
+          <w:szCs w:val="18"/>
+        </w:rPr>
         <w:t>(ML specialization)</w:t>
       </w:r>
     </w:p>
     <w:p>
       <w:pPr>
         <w:pStyle w:val="Heading2"/>
+        <w:rPr>
+          <w:sz w:val="18"/>
+          <w:szCs w:val="18"/>
+        </w:rPr>
       </w:pPr>
       <w:r>
         <w:rPr>
           <w:b/>
           <w:bCs/>
+          <w:sz w:val="18"/>
+          <w:szCs w:val="18"/>
         </w:rPr>
         <w:t>Indian Institute of Technology, Kanpur</w:t>
       </w:r>
       <w:r>
+        <w:rPr>
+          <w:sz w:val="18"/>
+          <w:szCs w:val="18"/>
+        </w:rPr>
         <w:t xml:space="preserve"> </w:t>
       </w:r>
       <w:r>
+        <w:rPr>
+          <w:sz w:val="18"/>
+          <w:szCs w:val="18"/>
+        </w:rPr>
         <w:t>• May 2017</w:t>
       </w:r>
       <w:r>
+        <w:rPr>
+          <w:sz w:val="18"/>
+          <w:szCs w:val="18"/>
+        </w:rPr>
         <w:t xml:space="preserve"> • B.Tech</w:t>
       </w:r>
       <w:r>
+        <w:rPr>
+          <w:sz w:val="18"/>
+          <w:szCs w:val="18"/>
+        </w:rPr>
         <w:t>. CS</w:t>
       </w:r>
     </w:p>
     <w:p>
       <w:pPr>
         <w:pStyle w:val="Heading1"/>
-      </w:pPr>
-      <w:r>
+        <w:rPr>
+          <w:sz w:val="28"/>
+          <w:szCs w:val="28"/>
+        </w:rPr>
+      </w:pPr>
+      <w:r>
+        <w:rPr>
+          <w:sz w:val="28"/>
+          <w:szCs w:val="28"/>
+        </w:rPr>
         <w:t>Publications</w:t>
       </w:r>
     </w:p>
@@ -993,23 +1781,51 @@
           <w:ilvl w:val="0"/>
           <w:numId w:val="8"/>
         </w:numPr>
-      </w:pPr>
-      <w:r>
+        <w:rPr>
+          <w:sz w:val="18"/>
+          <w:szCs w:val="18"/>
+        </w:rPr>
+      </w:pPr>
+      <w:r>
+        <w:rPr>
+          <w:sz w:val="18"/>
+          <w:szCs w:val="18"/>
+        </w:rPr>
         <w:t>Saha</w:t>
       </w:r>
       <w:r>
+        <w:rPr>
+          <w:sz w:val="18"/>
+          <w:szCs w:val="18"/>
+        </w:rPr>
         <w:t xml:space="preserve">, </w:t>
       </w:r>
       <w:r>
+        <w:rPr>
+          <w:sz w:val="18"/>
+          <w:szCs w:val="18"/>
+        </w:rPr>
         <w:t>K.,</w:t>
       </w:r>
       <w:r>
+        <w:rPr>
+          <w:sz w:val="18"/>
+          <w:szCs w:val="18"/>
+        </w:rPr>
         <w:t xml:space="preserve"> Gupta, P. et al. </w:t>
       </w:r>
       <w:r>
+        <w:rPr>
+          <w:sz w:val="18"/>
+          <w:szCs w:val="18"/>
+        </w:rPr>
         <w:t>Observer Effect in Social Media Use | Proceedings of the 2024 CHI Conference on Human Factors in Computing Systems</w:t>
       </w:r>
       <w:r>
+        <w:rPr>
+          <w:sz w:val="18"/>
+          <w:szCs w:val="18"/>
+        </w:rPr>
         <w:t xml:space="preserve"> - </w:t>
       </w:r>
       <w:hyperlink r:id="rId6" w:history="1">
@@ -1017,6 +1833,8 @@
           <w:rPr>
             <w:rStyle w:val="Hyperlink"/>
             <w:color w:val="000000" w:themeColor="text1"/>
+            <w:sz w:val="18"/>
+            <w:szCs w:val="18"/>
           </w:rPr>
           <w:t>https://dl.acm.org/doi/10.1145/3613904.3642078</w:t>
         </w:r>
@@ -1029,17 +1847,37 @@
           <w:ilvl w:val="0"/>
           <w:numId w:val="8"/>
         </w:numPr>
-      </w:pPr>
-      <w:r>
+        <w:rPr>
+          <w:sz w:val="18"/>
+          <w:szCs w:val="18"/>
+        </w:rPr>
+      </w:pPr>
+      <w:r>
+        <w:rPr>
+          <w:sz w:val="18"/>
+          <w:szCs w:val="18"/>
+        </w:rPr>
         <w:t>El</w:t>
       </w:r>
       <w:r>
+        <w:rPr>
+          <w:sz w:val="18"/>
+          <w:szCs w:val="18"/>
+        </w:rPr>
         <w:t xml:space="preserve"> </w:t>
       </w:r>
       <w:r>
+        <w:rPr>
+          <w:sz w:val="18"/>
+          <w:szCs w:val="18"/>
+        </w:rPr>
         <w:t xml:space="preserve">Sherief, M., Saha, K., Gupta, P. et al. Impacts of school shooter drills on the psychological well-being of American K-12 school communities </w:t>
       </w:r>
       <w:r>
+        <w:rPr>
+          <w:sz w:val="18"/>
+          <w:szCs w:val="18"/>
+        </w:rPr>
         <w:t xml:space="preserve">– </w:t>
       </w:r>
       <w:hyperlink r:id="rId7" w:history="1">
@@ -1047,11 +1885,17 @@
           <w:rPr>
             <w:rStyle w:val="Hyperlink"/>
             <w:color w:val="000000" w:themeColor="text1"/>
+            <w:sz w:val="18"/>
+            <w:szCs w:val="18"/>
           </w:rPr>
           <w:t>https://www.nature.com/articles/s41599-021-00993-6</w:t>
         </w:r>
       </w:hyperlink>
       <w:r>
+        <w:rPr>
+          <w:sz w:val="18"/>
+          <w:szCs w:val="18"/>
+        </w:rPr>
         <w:t xml:space="preserve"> </w:t>
       </w:r>
     </w:p>
@@ -1181,6 +2025,155 @@
     </w:lvl>
   </w:abstractNum>
   <w:abstractNum w:abstractNumId="1" w15:restartNumberingAfterBreak="0">
+    <w:nsid w:val="0CB23A01"/>
+    <w:multiLevelType w:val="multilevel"/>
+    <w:tmpl w:val="066CDAEA"/>
+    <w:lvl w:ilvl="0">
+      <w:start w:val="1"/>
+      <w:numFmt w:val="bullet"/>
+      <w:lvlText w:val=""/>
+      <w:lvlJc w:val="left"/>
+      <w:pPr>
+        <w:tabs>
+          <w:tab w:val="num" w:pos="720"/>
+        </w:tabs>
+        <w:ind w:left="720" w:hanging="360"/>
+      </w:pPr>
+      <w:rPr>
+        <w:rFonts w:ascii="Symbol" w:hAnsi="Symbol" w:hint="default"/>
+        <w:sz w:val="20"/>
+      </w:rPr>
+    </w:lvl>
+    <w:lvl w:ilvl="1" w:tentative="1">
+      <w:start w:val="1"/>
+      <w:numFmt w:val="bullet"/>
+      <w:lvlText w:val="o"/>
+      <w:lvlJc w:val="left"/>
+      <w:pPr>
+        <w:tabs>
+          <w:tab w:val="num" w:pos="1440"/>
+        </w:tabs>
+        <w:ind w:left="1440" w:hanging="360"/>
+      </w:pPr>
+      <w:rPr>
+        <w:rFonts w:ascii="Courier New" w:hAnsi="Courier New" w:hint="default"/>
+        <w:sz w:val="20"/>
+      </w:rPr>
+    </w:lvl>
+    <w:lvl w:ilvl="2" w:tentative="1">
+      <w:start w:val="1"/>
+      <w:numFmt w:val="bullet"/>
+      <w:lvlText w:val=""/>
+      <w:lvlJc w:val="left"/>
+      <w:pPr>
+        <w:tabs>
+          <w:tab w:val="num" w:pos="2160"/>
+        </w:tabs>
+        <w:ind w:left="2160" w:hanging="360"/>
+      </w:pPr>
+      <w:rPr>
+        <w:rFonts w:ascii="Wingdings" w:hAnsi="Wingdings" w:hint="default"/>
+        <w:sz w:val="20"/>
+      </w:rPr>
+    </w:lvl>
+    <w:lvl w:ilvl="3" w:tentative="1">
+      <w:start w:val="1"/>
+      <w:numFmt w:val="bullet"/>
+      <w:lvlText w:val=""/>
+      <w:lvlJc w:val="left"/>
+      <w:pPr>
+        <w:tabs>
+          <w:tab w:val="num" w:pos="2880"/>
+        </w:tabs>
+        <w:ind w:left="2880" w:hanging="360"/>
+      </w:pPr>
+      <w:rPr>
+        <w:rFonts w:ascii="Wingdings" w:hAnsi="Wingdings" w:hint="default"/>
+        <w:sz w:val="20"/>
+      </w:rPr>
+    </w:lvl>
+    <w:lvl w:ilvl="4" w:tentative="1">
+      <w:start w:val="1"/>
+      <w:numFmt w:val="bullet"/>
+      <w:lvlText w:val=""/>
+      <w:lvlJc w:val="left"/>
+      <w:pPr>
+        <w:tabs>
+          <w:tab w:val="num" w:pos="3600"/>
+        </w:tabs>
+        <w:ind w:left="3600" w:hanging="360"/>
+      </w:pPr>
+      <w:rPr>
+        <w:rFonts w:ascii="Wingdings" w:hAnsi="Wingdings" w:hint="default"/>
+        <w:sz w:val="20"/>
+      </w:rPr>
+    </w:lvl>
+    <w:lvl w:ilvl="5" w:tentative="1">
+      <w:start w:val="1"/>
+      <w:numFmt w:val="bullet"/>
+      <w:lvlText w:val=""/>
+      <w:lvlJc w:val="left"/>
+      <w:pPr>
+        <w:tabs>
+          <w:tab w:val="num" w:pos="4320"/>
+        </w:tabs>
+        <w:ind w:left="4320" w:hanging="360"/>
+      </w:pPr>
+      <w:rPr>
+        <w:rFonts w:ascii="Wingdings" w:hAnsi="Wingdings" w:hint="default"/>
+        <w:sz w:val="20"/>
+      </w:rPr>
+    </w:lvl>
+    <w:lvl w:ilvl="6" w:tentative="1">
+      <w:start w:val="1"/>
+      <w:numFmt w:val="bullet"/>
+      <w:lvlText w:val=""/>
+      <w:lvlJc w:val="left"/>
+      <w:pPr>
+        <w:tabs>
+          <w:tab w:val="num" w:pos="5040"/>
+        </w:tabs>
+        <w:ind w:left="5040" w:hanging="360"/>
+      </w:pPr>
+      <w:rPr>
+        <w:rFonts w:ascii="Wingdings" w:hAnsi="Wingdings" w:hint="default"/>
+        <w:sz w:val="20"/>
+      </w:rPr>
+    </w:lvl>
+    <w:lvl w:ilvl="7" w:tentative="1">
+      <w:start w:val="1"/>
+      <w:numFmt w:val="bullet"/>
+      <w:lvlText w:val=""/>
+      <w:lvlJc w:val="left"/>
+      <w:pPr>
+        <w:tabs>
+          <w:tab w:val="num" w:pos="5760"/>
+        </w:tabs>
+        <w:ind w:left="5760" w:hanging="360"/>
+      </w:pPr>
+      <w:rPr>
+        <w:rFonts w:ascii="Wingdings" w:hAnsi="Wingdings" w:hint="default"/>
+        <w:sz w:val="20"/>
+      </w:rPr>
+    </w:lvl>
+    <w:lvl w:ilvl="8" w:tentative="1">
+      <w:start w:val="1"/>
+      <w:numFmt w:val="bullet"/>
+      <w:lvlText w:val=""/>
+      <w:lvlJc w:val="left"/>
+      <w:pPr>
+        <w:tabs>
+          <w:tab w:val="num" w:pos="6480"/>
+        </w:tabs>
+        <w:ind w:left="6480" w:hanging="360"/>
+      </w:pPr>
+      <w:rPr>
+        <w:rFonts w:ascii="Wingdings" w:hAnsi="Wingdings" w:hint="default"/>
+        <w:sz w:val="20"/>
+      </w:rPr>
+    </w:lvl>
+  </w:abstractNum>
+  <w:abstractNum w:abstractNumId="2" w15:restartNumberingAfterBreak="0">
     <w:nsid w:val="0E4A67FB"/>
     <w:multiLevelType w:val="hybridMultilevel"/>
     <w:tmpl w:val="BC36F1D4"/>
@@ -1293,7 +2286,7 @@
       </w:rPr>
     </w:lvl>
   </w:abstractNum>
-  <w:abstractNum w:abstractNumId="2" w15:restartNumberingAfterBreak="0">
+  <w:abstractNum w:abstractNumId="3" w15:restartNumberingAfterBreak="0">
     <w:nsid w:val="166561FF"/>
     <w:multiLevelType w:val="hybridMultilevel"/>
     <w:tmpl w:val="5D6E97CE"/>
@@ -1406,7 +2399,7 @@
       </w:rPr>
     </w:lvl>
   </w:abstractNum>
-  <w:abstractNum w:abstractNumId="3" w15:restartNumberingAfterBreak="0">
+  <w:abstractNum w:abstractNumId="4" w15:restartNumberingAfterBreak="0">
     <w:nsid w:val="18BD30DF"/>
     <w:multiLevelType w:val="hybridMultilevel"/>
     <w:tmpl w:val="3ABA784C"/>
@@ -1519,7 +2512,7 @@
       </w:rPr>
     </w:lvl>
   </w:abstractNum>
-  <w:abstractNum w:abstractNumId="4" w15:restartNumberingAfterBreak="0">
+  <w:abstractNum w:abstractNumId="5" w15:restartNumberingAfterBreak="0">
     <w:nsid w:val="1E073A85"/>
     <w:multiLevelType w:val="hybridMultilevel"/>
     <w:tmpl w:val="CFD6DBF6"/>
@@ -1632,7 +2625,7 @@
       </w:rPr>
     </w:lvl>
   </w:abstractNum>
-  <w:abstractNum w:abstractNumId="5" w15:restartNumberingAfterBreak="0">
+  <w:abstractNum w:abstractNumId="6" w15:restartNumberingAfterBreak="0">
     <w:nsid w:val="1E0D0562"/>
     <w:multiLevelType w:val="hybridMultilevel"/>
     <w:tmpl w:val="20164DAE"/>
@@ -1744,7 +2737,7 @@
       </w:rPr>
     </w:lvl>
   </w:abstractNum>
-  <w:abstractNum w:abstractNumId="6" w15:restartNumberingAfterBreak="0">
+  <w:abstractNum w:abstractNumId="7" w15:restartNumberingAfterBreak="0">
     <w:nsid w:val="278842DB"/>
     <w:multiLevelType w:val="hybridMultilevel"/>
     <w:tmpl w:val="FE7A1A9E"/>
@@ -1857,7 +2850,7 @@
       </w:rPr>
     </w:lvl>
   </w:abstractNum>
-  <w:abstractNum w:abstractNumId="7" w15:restartNumberingAfterBreak="0">
+  <w:abstractNum w:abstractNumId="8" w15:restartNumberingAfterBreak="0">
     <w:nsid w:val="2D584900"/>
     <w:multiLevelType w:val="hybridMultilevel"/>
     <w:tmpl w:val="26363E4E"/>
@@ -1970,7 +2963,7 @@
       </w:rPr>
     </w:lvl>
   </w:abstractNum>
-  <w:abstractNum w:abstractNumId="8" w15:restartNumberingAfterBreak="0">
+  <w:abstractNum w:abstractNumId="9" w15:restartNumberingAfterBreak="0">
     <w:nsid w:val="30667563"/>
     <w:multiLevelType w:val="hybridMultilevel"/>
     <w:tmpl w:val="2D0CA76C"/>
@@ -2083,7 +3076,7 @@
       </w:rPr>
     </w:lvl>
   </w:abstractNum>
-  <w:abstractNum w:abstractNumId="9" w15:restartNumberingAfterBreak="0">
+  <w:abstractNum w:abstractNumId="10" w15:restartNumberingAfterBreak="0">
     <w:nsid w:val="3F6075E9"/>
     <w:multiLevelType w:val="hybridMultilevel"/>
     <w:tmpl w:val="D61CAD2E"/>
@@ -2196,7 +3189,7 @@
       </w:rPr>
     </w:lvl>
   </w:abstractNum>
-  <w:abstractNum w:abstractNumId="10" w15:restartNumberingAfterBreak="0">
+  <w:abstractNum w:abstractNumId="11" w15:restartNumberingAfterBreak="0">
     <w:nsid w:val="482151FC"/>
     <w:multiLevelType w:val="hybridMultilevel"/>
     <w:tmpl w:val="4BA45CFC"/>
@@ -2309,7 +3302,7 @@
       </w:rPr>
     </w:lvl>
   </w:abstractNum>
-  <w:abstractNum w:abstractNumId="11" w15:restartNumberingAfterBreak="0">
+  <w:abstractNum w:abstractNumId="12" w15:restartNumberingAfterBreak="0">
     <w:nsid w:val="5EB63A7F"/>
     <w:multiLevelType w:val="hybridMultilevel"/>
     <w:tmpl w:val="D2DCDC6E"/>
@@ -2422,7 +3415,7 @@
       </w:rPr>
     </w:lvl>
   </w:abstractNum>
-  <w:abstractNum w:abstractNumId="12" w15:restartNumberingAfterBreak="0">
+  <w:abstractNum w:abstractNumId="13" w15:restartNumberingAfterBreak="0">
     <w:nsid w:val="646B3116"/>
     <w:multiLevelType w:val="hybridMultilevel"/>
     <w:tmpl w:val="96F4723C"/>
@@ -2535,7 +3528,7 @@
       </w:rPr>
     </w:lvl>
   </w:abstractNum>
-  <w:abstractNum w:abstractNumId="13" w15:restartNumberingAfterBreak="0">
+  <w:abstractNum w:abstractNumId="14" w15:restartNumberingAfterBreak="0">
     <w:nsid w:val="6A307073"/>
     <w:multiLevelType w:val="hybridMultilevel"/>
     <w:tmpl w:val="5A6A00EA"/>
@@ -2648,7 +3641,7 @@
       </w:rPr>
     </w:lvl>
   </w:abstractNum>
-  <w:abstractNum w:abstractNumId="14" w15:restartNumberingAfterBreak="0">
+  <w:abstractNum w:abstractNumId="15" w15:restartNumberingAfterBreak="0">
     <w:nsid w:val="6AD23717"/>
     <w:multiLevelType w:val="hybridMultilevel"/>
     <w:tmpl w:val="69E2903E"/>
@@ -2761,7 +3754,120 @@
       </w:rPr>
     </w:lvl>
   </w:abstractNum>
-  <w:abstractNum w:abstractNumId="15" w15:restartNumberingAfterBreak="0">
+  <w:abstractNum w:abstractNumId="16" w15:restartNumberingAfterBreak="0">
+    <w:nsid w:val="6E9E66CB"/>
+    <w:multiLevelType w:val="hybridMultilevel"/>
+    <w:tmpl w:val="AC166F12"/>
+    <w:lvl w:ilvl="0" w:tplc="04090001">
+      <w:start w:val="1"/>
+      <w:numFmt w:val="bullet"/>
+      <w:lvlText w:val=""/>
+      <w:lvlJc w:val="left"/>
+      <w:pPr>
+        <w:ind w:left="720" w:hanging="360"/>
+      </w:pPr>
+      <w:rPr>
+        <w:rFonts w:ascii="Symbol" w:hAnsi="Symbol" w:hint="default"/>
+      </w:rPr>
+    </w:lvl>
+    <w:lvl w:ilvl="1" w:tplc="04090003" w:tentative="1">
+      <w:start w:val="1"/>
+      <w:numFmt w:val="bullet"/>
+      <w:lvlText w:val="o"/>
+      <w:lvlJc w:val="left"/>
+      <w:pPr>
+        <w:ind w:left="1440" w:hanging="360"/>
+      </w:pPr>
+      <w:rPr>
+        <w:rFonts w:ascii="Courier New" w:hAnsi="Courier New" w:hint="default"/>
+      </w:rPr>
+    </w:lvl>
+    <w:lvl w:ilvl="2" w:tplc="04090005" w:tentative="1">
+      <w:start w:val="1"/>
+      <w:numFmt w:val="bullet"/>
+      <w:lvlText w:val=""/>
+      <w:lvlJc w:val="left"/>
+      <w:pPr>
+        <w:ind w:left="2160" w:hanging="360"/>
+      </w:pPr>
+      <w:rPr>
+        <w:rFonts w:ascii="Wingdings" w:hAnsi="Wingdings" w:hint="default"/>
+      </w:rPr>
+    </w:lvl>
+    <w:lvl w:ilvl="3" w:tplc="04090001" w:tentative="1">
+      <w:start w:val="1"/>
+      <w:numFmt w:val="bullet"/>
+      <w:lvlText w:val=""/>
+      <w:lvlJc w:val="left"/>
+      <w:pPr>
+        <w:ind w:left="2880" w:hanging="360"/>
+      </w:pPr>
+      <w:rPr>
+        <w:rFonts w:ascii="Symbol" w:hAnsi="Symbol" w:hint="default"/>
+      </w:rPr>
+    </w:lvl>
+    <w:lvl w:ilvl="4" w:tplc="04090003" w:tentative="1">
+      <w:start w:val="1"/>
+      <w:numFmt w:val="bullet"/>
+      <w:lvlText w:val="o"/>
+      <w:lvlJc w:val="left"/>
+      <w:pPr>
+        <w:ind w:left="3600" w:hanging="360"/>
+      </w:pPr>
+      <w:rPr>
+        <w:rFonts w:ascii="Courier New" w:hAnsi="Courier New" w:hint="default"/>
+      </w:rPr>
+    </w:lvl>
+    <w:lvl w:ilvl="5" w:tplc="04090005" w:tentative="1">
+      <w:start w:val="1"/>
+      <w:numFmt w:val="bullet"/>
+      <w:lvlText w:val=""/>
+      <w:lvlJc w:val="left"/>
+      <w:pPr>
+        <w:ind w:left="4320" w:hanging="360"/>
+      </w:pPr>
+      <w:rPr>
+        <w:rFonts w:ascii="Wingdings" w:hAnsi="Wingdings" w:hint="default"/>
+      </w:rPr>
+    </w:lvl>
+    <w:lvl w:ilvl="6" w:tplc="04090001" w:tentative="1">
+      <w:start w:val="1"/>
+      <w:numFmt w:val="bullet"/>
+      <w:lvlText w:val=""/>
+      <w:lvlJc w:val="left"/>
+      <w:pPr>
+        <w:ind w:left="5040" w:hanging="360"/>
+      </w:pPr>
+      <w:rPr>
+        <w:rFonts w:ascii="Symbol" w:hAnsi="Symbol" w:hint="default"/>
+      </w:rPr>
+    </w:lvl>
+    <w:lvl w:ilvl="7" w:tplc="04090003" w:tentative="1">
+      <w:start w:val="1"/>
+      <w:numFmt w:val="bullet"/>
+      <w:lvlText w:val="o"/>
+      <w:lvlJc w:val="left"/>
+      <w:pPr>
+        <w:ind w:left="5760" w:hanging="360"/>
+      </w:pPr>
+      <w:rPr>
+        <w:rFonts w:ascii="Courier New" w:hAnsi="Courier New" w:hint="default"/>
+      </w:rPr>
+    </w:lvl>
+    <w:lvl w:ilvl="8" w:tplc="04090005" w:tentative="1">
+      <w:start w:val="1"/>
+      <w:numFmt w:val="bullet"/>
+      <w:lvlText w:val=""/>
+      <w:lvlJc w:val="left"/>
+      <w:pPr>
+        <w:ind w:left="6480" w:hanging="360"/>
+      </w:pPr>
+      <w:rPr>
+        <w:rFonts w:ascii="Wingdings" w:hAnsi="Wingdings" w:hint="default"/>
+      </w:rPr>
+    </w:lvl>
+  </w:abstractNum>
+  <w:abstractNum w:abstractNumId="17" w15:restartNumberingAfterBreak="0">
     <w:nsid w:val="79812DF6"/>
     <w:multiLevelType w:val="hybridMultilevel"/>
     <w:tmpl w:val="6D9EDC2C"/>
@@ -2877,49 +3983,55 @@
     <w:abstractNumId w:val="0"/>
   </w:num>
   <w:num w:numId="2" w16cid:durableId="600183002">
+    <w:abstractNumId w:val="9"/>
+  </w:num>
+  <w:num w:numId="3" w16cid:durableId="2052605301">
+    <w:abstractNumId w:val="12"/>
+  </w:num>
+  <w:num w:numId="4" w16cid:durableId="257838604">
+    <w:abstractNumId w:val="14"/>
+  </w:num>
+  <w:num w:numId="5" w16cid:durableId="2067341214">
+    <w:abstractNumId w:val="4"/>
+  </w:num>
+  <w:num w:numId="6" w16cid:durableId="1373384937">
+    <w:abstractNumId w:val="3"/>
+  </w:num>
+  <w:num w:numId="7" w16cid:durableId="296689226">
+    <w:abstractNumId w:val="10"/>
+  </w:num>
+  <w:num w:numId="8" w16cid:durableId="654721570">
+    <w:abstractNumId w:val="11"/>
+  </w:num>
+  <w:num w:numId="9" w16cid:durableId="2064012816">
+    <w:abstractNumId w:val="17"/>
+  </w:num>
+  <w:num w:numId="10" w16cid:durableId="1445030175">
+    <w:abstractNumId w:val="5"/>
+  </w:num>
+  <w:num w:numId="11" w16cid:durableId="5252387">
+    <w:abstractNumId w:val="13"/>
+  </w:num>
+  <w:num w:numId="12" w16cid:durableId="471287608">
+    <w:abstractNumId w:val="6"/>
+  </w:num>
+  <w:num w:numId="13" w16cid:durableId="524247697">
     <w:abstractNumId w:val="8"/>
   </w:num>
-  <w:num w:numId="3" w16cid:durableId="2052605301">
-    <w:abstractNumId w:val="11"/>
+  <w:num w:numId="14" w16cid:durableId="1233390279">
+    <w:abstractNumId w:val="7"/>
   </w:num>
-  <w:num w:numId="4" w16cid:durableId="257838604">
-    <w:abstractNumId w:val="13"/>
-  </w:num>
-  <w:num w:numId="5" w16cid:durableId="2067341214">
-    <w:abstractNumId w:val="3"/>
-  </w:num>
-  <w:num w:numId="6" w16cid:durableId="1373384937">
+  <w:num w:numId="15" w16cid:durableId="877162503">
     <w:abstractNumId w:val="2"/>
   </w:num>
-  <w:num w:numId="7" w16cid:durableId="296689226">
-    <w:abstractNumId w:val="9"/>
-  </w:num>
-  <w:num w:numId="8" w16cid:durableId="654721570">
-    <w:abstractNumId w:val="10"/>
-  </w:num>
-  <w:num w:numId="9" w16cid:durableId="2064012816">
+  <w:num w:numId="16" w16cid:durableId="649946728">
     <w:abstractNumId w:val="15"/>
   </w:num>
-  <w:num w:numId="10" w16cid:durableId="1445030175">
-    <w:abstractNumId w:val="4"/>
-  </w:num>
-  <w:num w:numId="11" w16cid:durableId="5252387">
-    <w:abstractNumId w:val="12"/>
-  </w:num>
-  <w:num w:numId="12" w16cid:durableId="471287608">
-    <w:abstractNumId w:val="5"/>
-  </w:num>
-  <w:num w:numId="13" w16cid:durableId="524247697">
-    <w:abstractNumId w:val="7"/>
-  </w:num>
-  <w:num w:numId="14" w16cid:durableId="1233390279">
-    <w:abstractNumId w:val="6"/>
-  </w:num>
-  <w:num w:numId="15" w16cid:durableId="877162503">
+  <w:num w:numId="17" w16cid:durableId="1883979911">
     <w:abstractNumId w:val="1"/>
   </w:num>
-  <w:num w:numId="16" w16cid:durableId="649946728">
-    <w:abstractNumId w:val="14"/>
+  <w:num w:numId="18" w16cid:durableId="1961110463">
+    <w:abstractNumId w:val="16"/>
   </w:num>
 </w:numbering>
 </file>

--- a/public/PranshuGuptaResume.docx
+++ b/public/PranshuGuptaResume.docx
@@ -377,7 +377,21 @@
           <w:sz w:val="18"/>
           <w:szCs w:val="18"/>
         </w:rPr>
-        <w:t xml:space="preserve">Architected a request scoped feature flag system for the Harmony inference API, enabling safe incremental rollouts and A/B experiments without cross-team coordination overhead. </w:t>
+        <w:t>Architected a request</w:t>
+      </w:r>
+      <w:r>
+        <w:rPr>
+          <w:sz w:val="18"/>
+          <w:szCs w:val="18"/>
+        </w:rPr>
+        <w:t>-</w:t>
+      </w:r>
+      <w:r>
+        <w:rPr>
+          <w:sz w:val="18"/>
+          <w:szCs w:val="18"/>
+        </w:rPr>
+        <w:t xml:space="preserve">scoped feature flag system for the Harmony inference API, enabling safe incremental rollouts and A/B experiments without cross-team coordination overhead. </w:t>
       </w:r>
       <w:r>
         <w:rPr>
@@ -940,7 +954,21 @@
           <w:sz w:val="18"/>
           <w:szCs w:val="18"/>
         </w:rPr>
-        <w:t>while achieving a 12 second reduction p95 latency for provisioning container instances on Azure.</w:t>
+        <w:t xml:space="preserve">while achieving a 12 second reduction </w:t>
+      </w:r>
+      <w:r>
+        <w:rPr>
+          <w:sz w:val="18"/>
+          <w:szCs w:val="18"/>
+        </w:rPr>
+        <w:t xml:space="preserve">in </w:t>
+      </w:r>
+      <w:r>
+        <w:rPr>
+          <w:sz w:val="18"/>
+          <w:szCs w:val="18"/>
+        </w:rPr>
+        <w:t>p95 latency for provisioning container instances on Azure.</w:t>
       </w:r>
     </w:p>
     <w:p>
@@ -1050,7 +1078,35 @@
           <w:sz w:val="18"/>
           <w:szCs w:val="18"/>
         </w:rPr>
-        <w:t>and bulk deletion APIs end to end –</w:t>
+        <w:t>and bulk deletion APIs end</w:t>
+      </w:r>
+      <w:r>
+        <w:rPr>
+          <w:sz w:val="18"/>
+          <w:szCs w:val="18"/>
+        </w:rPr>
+        <w:t>-</w:t>
+      </w:r>
+      <w:r>
+        <w:rPr>
+          <w:sz w:val="18"/>
+          <w:szCs w:val="18"/>
+        </w:rPr>
+        <w:t>to</w:t>
+      </w:r>
+      <w:r>
+        <w:rPr>
+          <w:sz w:val="18"/>
+          <w:szCs w:val="18"/>
+        </w:rPr>
+        <w:t>-</w:t>
+      </w:r>
+      <w:r>
+        <w:rPr>
+          <w:sz w:val="18"/>
+          <w:szCs w:val="18"/>
+        </w:rPr>
+        <w:t>end –</w:t>
       </w:r>
       <w:r>
         <w:rPr>
@@ -1064,7 +1120,14 @@
           <w:sz w:val="18"/>
           <w:szCs w:val="18"/>
         </w:rPr>
-        <w:t>, reducing deletion failures by 98</w:t>
+        <w:t>s</w:t>
+      </w:r>
+      <w:r>
+        <w:rPr>
+          <w:sz w:val="18"/>
+          <w:szCs w:val="18"/>
+        </w:rPr>
+        <w:t>, reducing failures by 98</w:t>
       </w:r>
       <w:r>
         <w:rPr>
@@ -1078,7 +1141,28 @@
           <w:sz w:val="18"/>
           <w:szCs w:val="18"/>
         </w:rPr>
-        <w:t xml:space="preserve"> in resource group deletion, and improving p90 latency by 50% in bulk deletion</w:t>
+        <w:t xml:space="preserve"> in resource group deletion</w:t>
+      </w:r>
+      <w:r>
+        <w:rPr>
+          <w:sz w:val="18"/>
+          <w:szCs w:val="18"/>
+        </w:rPr>
+        <w:t xml:space="preserve"> API</w:t>
+      </w:r>
+      <w:r>
+        <w:rPr>
+          <w:sz w:val="18"/>
+          <w:szCs w:val="18"/>
+        </w:rPr>
+        <w:t>, and improving p90 latency by 50% in bulk deletion</w:t>
+      </w:r>
+      <w:r>
+        <w:rPr>
+          <w:sz w:val="18"/>
+          <w:szCs w:val="18"/>
+        </w:rPr>
+        <w:t xml:space="preserve"> API</w:t>
       </w:r>
       <w:r>
         <w:rPr>

--- a/public/PranshuGuptaResume.docx
+++ b/public/PranshuGuptaResume.docx
@@ -715,7 +715,21 @@
           <w:sz w:val="20"/>
           <w:szCs w:val="20"/>
         </w:rPr>
-        <w:t>Mar 2024 – Jan 2025</w:t>
+        <w:t xml:space="preserve">Mar 2024 – </w:t>
+      </w:r>
+      <w:r>
+        <w:rPr>
+          <w:sz w:val="20"/>
+          <w:szCs w:val="20"/>
+        </w:rPr>
+        <w:t>Dec</w:t>
+      </w:r>
+      <w:r>
+        <w:rPr>
+          <w:sz w:val="20"/>
+          <w:szCs w:val="20"/>
+        </w:rPr>
+        <w:t xml:space="preserve"> 2025</w:t>
       </w:r>
     </w:p>
     <w:p>

--- a/public/PranshuGuptaResume.docx
+++ b/public/PranshuGuptaResume.docx
@@ -377,28 +377,28 @@
           <w:sz w:val="18"/>
           <w:szCs w:val="18"/>
         </w:rPr>
-        <w:t>Architected a request</w:t>
-      </w:r>
-      <w:r>
-        <w:rPr>
-          <w:sz w:val="18"/>
-          <w:szCs w:val="18"/>
-        </w:rPr>
-        <w:t>-</w:t>
-      </w:r>
-      <w:r>
-        <w:rPr>
-          <w:sz w:val="18"/>
-          <w:szCs w:val="18"/>
-        </w:rPr>
-        <w:t xml:space="preserve">scoped feature flag system for the Harmony inference API, enabling safe incremental rollouts and A/B experiments without cross-team coordination overhead. </w:t>
-      </w:r>
-      <w:r>
-        <w:rPr>
-          <w:sz w:val="18"/>
-          <w:szCs w:val="18"/>
-        </w:rPr>
-        <w:t>Adopted by MAI and M365 Orgs.</w:t>
+        <w:t xml:space="preserve">Architected a feature flag system for Harmony API, enabling safe rollouts and A/B </w:t>
+      </w:r>
+      <w:r>
+        <w:rPr>
+          <w:sz w:val="18"/>
+          <w:szCs w:val="18"/>
+        </w:rPr>
+        <w:t>experiments</w:t>
+      </w:r>
+      <w:r>
+        <w:rPr>
+          <w:sz w:val="18"/>
+          <w:szCs w:val="18"/>
+        </w:rPr>
+        <w:t xml:space="preserve"> for MAI and M365</w:t>
+      </w:r>
+      <w:r>
+        <w:rPr>
+          <w:sz w:val="18"/>
+          <w:szCs w:val="18"/>
+        </w:rPr>
+        <w:t xml:space="preserve"> orgs.</w:t>
       </w:r>
     </w:p>
     <w:p>
@@ -445,7 +445,7 @@
           <w:sz w:val="18"/>
           <w:szCs w:val="18"/>
         </w:rPr>
-        <w:t>deployment-time connection errors in distributed session management by implementing affinity drain and in-memory session-affinity caching, reducing Redis writes by 9</w:t>
+        <w:t>deployment-time connection errors in distributed session management by implementing affinity drain and in-memory caching, reducing Redis writes by 9</w:t>
       </w:r>
       <w:r>
         <w:rPr>
@@ -601,7 +601,21 @@
           <w:sz w:val="18"/>
           <w:szCs w:val="18"/>
         </w:rPr>
-        <w:t>Designed a distributed token-based rate limiter using OpenAI’s TikToken tokenizer for accurate token counting and response-token quota reconciliation, eliminating a 219% usage underestimation in the prior estimation-based system.</w:t>
+        <w:t xml:space="preserve">Designed a distributed token-based rate limiter using OpenAI’s TikToken tokenizer for accurate token counting and response-token quota reconciliation, eliminating a 219% </w:t>
+      </w:r>
+      <w:r>
+        <w:rPr>
+          <w:sz w:val="18"/>
+          <w:szCs w:val="18"/>
+        </w:rPr>
+        <w:t>token counting error</w:t>
+      </w:r>
+      <w:r>
+        <w:rPr>
+          <w:sz w:val="18"/>
+          <w:szCs w:val="18"/>
+        </w:rPr>
+        <w:t xml:space="preserve"> in the prior estimation-based system.</w:t>
       </w:r>
     </w:p>
     <w:p>
@@ -766,7 +780,98 @@
           <w:sz w:val="18"/>
           <w:szCs w:val="18"/>
         </w:rPr>
-        <w:t>Designed and shipped quota-based throttling for background jobs in the Azure control plane.</w:t>
+        <w:t xml:space="preserve">Designed and shipped </w:t>
+      </w:r>
+      <w:r>
+        <w:rPr>
+          <w:sz w:val="18"/>
+          <w:szCs w:val="18"/>
+        </w:rPr>
+        <w:t xml:space="preserve">execution cost based </w:t>
+      </w:r>
+      <w:r>
+        <w:rPr>
+          <w:sz w:val="18"/>
+          <w:szCs w:val="18"/>
+        </w:rPr>
+        <w:t>throttling</w:t>
+      </w:r>
+      <w:r>
+        <w:rPr>
+          <w:sz w:val="18"/>
+          <w:szCs w:val="18"/>
+        </w:rPr>
+        <w:t xml:space="preserve"> system</w:t>
+      </w:r>
+      <w:r>
+        <w:rPr>
+          <w:sz w:val="18"/>
+          <w:szCs w:val="18"/>
+        </w:rPr>
+        <w:t xml:space="preserve"> for background jobs</w:t>
+      </w:r>
+      <w:r>
+        <w:rPr>
+          <w:sz w:val="18"/>
+          <w:szCs w:val="18"/>
+        </w:rPr>
+        <w:t xml:space="preserve"> with multi-bucket enforcement (user, app, subscription, workflow</w:t>
+      </w:r>
+      <w:r>
+        <w:rPr>
+          <w:sz w:val="18"/>
+          <w:szCs w:val="18"/>
+        </w:rPr>
+        <w:t xml:space="preserve">), </w:t>
+      </w:r>
+      <w:r>
+        <w:rPr>
+          <w:sz w:val="18"/>
+          <w:szCs w:val="18"/>
+        </w:rPr>
+        <w:t>preventing</w:t>
+      </w:r>
+      <w:r>
+        <w:rPr>
+          <w:sz w:val="18"/>
+          <w:szCs w:val="18"/>
+        </w:rPr>
+        <w:t xml:space="preserve"> partition level</w:t>
+      </w:r>
+      <w:r>
+        <w:rPr>
+          <w:sz w:val="18"/>
+          <w:szCs w:val="18"/>
+        </w:rPr>
+        <w:t xml:space="preserve"> </w:t>
+      </w:r>
+      <w:r>
+        <w:rPr>
+          <w:sz w:val="18"/>
+          <w:szCs w:val="18"/>
+        </w:rPr>
+        <w:t>retry</w:t>
+      </w:r>
+      <w:r>
+        <w:rPr>
+          <w:sz w:val="18"/>
+          <w:szCs w:val="18"/>
+        </w:rPr>
+        <w:t>-storm outages</w:t>
+      </w:r>
+      <w:r>
+        <w:rPr>
+          <w:sz w:val="18"/>
+          <w:szCs w:val="18"/>
+        </w:rPr>
+        <w:t xml:space="preserve"> and noisy neighbor issues in control plane</w:t>
+      </w:r>
+      <w:r>
+        <w:rPr>
+          <w:sz w:val="18"/>
+          <w:szCs w:val="18"/>
+        </w:rPr>
+        <w:t>.</w:t>
       </w:r>
     </w:p>
     <w:p>
@@ -1051,14 +1156,21 @@
           <w:sz w:val="18"/>
           <w:szCs w:val="18"/>
         </w:rPr>
-        <w:t xml:space="preserve">ensuring service reliability by </w:t>
-      </w:r>
-      <w:r>
-        <w:rPr>
-          <w:sz w:val="18"/>
-          <w:szCs w:val="18"/>
-        </w:rPr>
-        <w:t>eliminating 700M+ unnecessary executions/day and preventing throttle-storm outages.</w:t>
+        <w:t>eliminating 700M+ unnecessary executions/day</w:t>
+      </w:r>
+      <w:r>
+        <w:rPr>
+          <w:sz w:val="18"/>
+          <w:szCs w:val="18"/>
+        </w:rPr>
+        <w:t xml:space="preserve"> and improving system reliability</w:t>
+      </w:r>
+      <w:r>
+        <w:rPr>
+          <w:sz w:val="18"/>
+          <w:szCs w:val="18"/>
+        </w:rPr>
+        <w:t>.</w:t>
       </w:r>
     </w:p>
     <w:p>

--- a/public/PranshuGuptaResume.docx
+++ b/public/PranshuGuptaResume.docx
@@ -445,14 +445,28 @@
           <w:sz w:val="18"/>
           <w:szCs w:val="18"/>
         </w:rPr>
-        <w:t>deployment-time connection errors in distributed session management by implementing affinity drain and in-memory caching, reducing Redis writes by 9</w:t>
-      </w:r>
-      <w:r>
-        <w:rPr>
-          <w:sz w:val="18"/>
-          <w:szCs w:val="18"/>
-        </w:rPr>
-        <w:t>%.</w:t>
+        <w:t xml:space="preserve">deployment-time connection errors by implementing </w:t>
+      </w:r>
+      <w:r>
+        <w:rPr>
+          <w:sz w:val="18"/>
+          <w:szCs w:val="18"/>
+        </w:rPr>
+        <w:t xml:space="preserve">session </w:t>
+      </w:r>
+      <w:r>
+        <w:rPr>
+          <w:sz w:val="18"/>
+          <w:szCs w:val="18"/>
+        </w:rPr>
+        <w:t>affinity drain and in-memory caching</w:t>
+      </w:r>
+      <w:r>
+        <w:rPr>
+          <w:sz w:val="18"/>
+          <w:szCs w:val="18"/>
+        </w:rPr>
+        <w:t>.</w:t>
       </w:r>
     </w:p>
     <w:p>
@@ -829,42 +843,7 @@
           <w:sz w:val="18"/>
           <w:szCs w:val="18"/>
         </w:rPr>
-        <w:t>preventing</w:t>
-      </w:r>
-      <w:r>
-        <w:rPr>
-          <w:sz w:val="18"/>
-          <w:szCs w:val="18"/>
-        </w:rPr>
-        <w:t xml:space="preserve"> partition level</w:t>
-      </w:r>
-      <w:r>
-        <w:rPr>
-          <w:sz w:val="18"/>
-          <w:szCs w:val="18"/>
-        </w:rPr>
-        <w:t xml:space="preserve"> </w:t>
-      </w:r>
-      <w:r>
-        <w:rPr>
-          <w:sz w:val="18"/>
-          <w:szCs w:val="18"/>
-        </w:rPr>
-        <w:t>retry</w:t>
-      </w:r>
-      <w:r>
-        <w:rPr>
-          <w:sz w:val="18"/>
-          <w:szCs w:val="18"/>
-        </w:rPr>
-        <w:t>-storm outages</w:t>
-      </w:r>
-      <w:r>
-        <w:rPr>
-          <w:sz w:val="18"/>
-          <w:szCs w:val="18"/>
-        </w:rPr>
-        <w:t xml:space="preserve"> and noisy neighbor issues in control plane</w:t>
+        <w:t>preventing partition level retry-storm outages and noisy neighbor issues in control plane</w:t>
       </w:r>
       <w:r>
         <w:rPr>
@@ -1149,21 +1128,7 @@
           <w:sz w:val="18"/>
           <w:szCs w:val="18"/>
         </w:rPr>
-        <w:t xml:space="preserve">, </w:t>
-      </w:r>
-      <w:r>
-        <w:rPr>
-          <w:sz w:val="18"/>
-          <w:szCs w:val="18"/>
-        </w:rPr>
-        <w:t>eliminating 700M+ unnecessary executions/day</w:t>
-      </w:r>
-      <w:r>
-        <w:rPr>
-          <w:sz w:val="18"/>
-          <w:szCs w:val="18"/>
-        </w:rPr>
-        <w:t xml:space="preserve"> and improving system reliability</w:t>
+        <w:t>, eliminating 700M+ unnecessary executions/day and improving system reliability</w:t>
       </w:r>
       <w:r>
         <w:rPr>
